--- a/Assembly/assignment4/assignment4.docx
+++ b/Assembly/assignment4/assignment4.docx
@@ -59,19 +59,482 @@
           <w:sz w:val="20"/>
           <w:szCs w:val="20"/>
         </w:rPr>
-        <w:t xml:space="preserve">Q1. An assembly program to add two numbers and store the </w:t>
-      </w:r>
-      <w:proofErr w:type="gramStart"/>
-      <w:r>
+        <w:t>Q1. An assembly program to add two numbers and store the 8 bit sum in any general purpose register.</w:t>
+      </w:r>
+    </w:p>
+    <w:p>
+      <w:pPr>
+        <w:shd w:val="clear" w:color="auto" w:fill="FFFFFF"/>
+        <w:tabs>
+          <w:tab w:val="left" w:pos="916"/>
+          <w:tab w:val="left" w:pos="1832"/>
+          <w:tab w:val="left" w:pos="2748"/>
+          <w:tab w:val="left" w:pos="3664"/>
+          <w:tab w:val="left" w:pos="4580"/>
+          <w:tab w:val="left" w:pos="5496"/>
+          <w:tab w:val="left" w:pos="6412"/>
+          <w:tab w:val="left" w:pos="7328"/>
+          <w:tab w:val="left" w:pos="8244"/>
+          <w:tab w:val="left" w:pos="9160"/>
+          <w:tab w:val="left" w:pos="10076"/>
+          <w:tab w:val="left" w:pos="10992"/>
+          <w:tab w:val="left" w:pos="11908"/>
+          <w:tab w:val="left" w:pos="12824"/>
+          <w:tab w:val="left" w:pos="13740"/>
+          <w:tab w:val="left" w:pos="14656"/>
+        </w:tabs>
+        <w:spacing w:after="0" w:line="240" w:lineRule="auto"/>
+        <w:rPr>
+          <w:rFonts w:ascii="JetBrains Mono" w:hAnsi="JetBrains Mono" w:cs="JetBrains Mono"/>
+          <w:sz w:val="15"/>
+          <w:szCs w:val="15"/>
+        </w:rPr>
+      </w:pPr>
+      <w:r>
+        <w:rPr>
+          <w:rFonts w:ascii="JetBrains Mono" w:hAnsi="JetBrains Mono" w:cs="JetBrains Mono"/>
+          <w:sz w:val="15"/>
+          <w:szCs w:val="15"/>
+        </w:rPr>
+        <w:t>MVI A, 07H</w:t>
+      </w:r>
+      <w:r>
+        <w:rPr>
+          <w:rFonts w:ascii="JetBrains Mono" w:hAnsi="JetBrains Mono" w:cs="JetBrains Mono"/>
+          <w:sz w:val="15"/>
+          <w:szCs w:val="15"/>
+        </w:rPr>
+        <w:br/>
+        <w:t>MVI B, 05H</w:t>
+      </w:r>
+      <w:r>
+        <w:rPr>
+          <w:rFonts w:ascii="JetBrains Mono" w:hAnsi="JetBrains Mono" w:cs="JetBrains Mono"/>
+          <w:sz w:val="15"/>
+          <w:szCs w:val="15"/>
+        </w:rPr>
+        <w:br/>
+        <w:t>ADD B</w:t>
+      </w:r>
+      <w:r>
+        <w:rPr>
+          <w:rFonts w:ascii="JetBrains Mono" w:hAnsi="JetBrains Mono" w:cs="JetBrains Mono"/>
+          <w:sz w:val="15"/>
+          <w:szCs w:val="15"/>
+        </w:rPr>
+        <w:br/>
+        <w:t>MOV C, A</w:t>
+      </w:r>
+      <w:r>
+        <w:rPr>
+          <w:rFonts w:ascii="JetBrains Mono" w:hAnsi="JetBrains Mono" w:cs="JetBrains Mono"/>
+          <w:sz w:val="15"/>
+          <w:szCs w:val="15"/>
+        </w:rPr>
+        <w:br/>
+        <w:t>HLT</w:t>
+      </w:r>
+    </w:p>
+    <w:p>
+      <w:pPr>
+        <w:shd w:val="clear" w:color="auto" w:fill="FFFFFF"/>
+        <w:tabs>
+          <w:tab w:val="left" w:pos="916"/>
+          <w:tab w:val="left" w:pos="1832"/>
+          <w:tab w:val="left" w:pos="2748"/>
+          <w:tab w:val="left" w:pos="3664"/>
+          <w:tab w:val="left" w:pos="4580"/>
+          <w:tab w:val="left" w:pos="5496"/>
+          <w:tab w:val="left" w:pos="6412"/>
+          <w:tab w:val="left" w:pos="7328"/>
+          <w:tab w:val="left" w:pos="8244"/>
+          <w:tab w:val="left" w:pos="9160"/>
+          <w:tab w:val="left" w:pos="10076"/>
+          <w:tab w:val="left" w:pos="10992"/>
+          <w:tab w:val="left" w:pos="11908"/>
+          <w:tab w:val="left" w:pos="12824"/>
+          <w:tab w:val="left" w:pos="13740"/>
+          <w:tab w:val="left" w:pos="14656"/>
+        </w:tabs>
+        <w:spacing w:after="0" w:line="240" w:lineRule="auto"/>
+        <w:rPr>
+          <w:rFonts w:ascii="JetBrains Mono" w:hAnsi="JetBrains Mono" w:cs="JetBrains Mono"/>
+          <w:sz w:val="15"/>
+          <w:szCs w:val="15"/>
+        </w:rPr>
+      </w:pPr>
+    </w:p>
+    <w:p>
+      <w:pPr>
+        <w:shd w:val="clear" w:color="auto" w:fill="FFFFFF"/>
+        <w:tabs>
+          <w:tab w:val="left" w:pos="916"/>
+          <w:tab w:val="left" w:pos="1832"/>
+          <w:tab w:val="left" w:pos="2748"/>
+          <w:tab w:val="left" w:pos="3664"/>
+          <w:tab w:val="left" w:pos="4580"/>
+          <w:tab w:val="left" w:pos="5496"/>
+          <w:tab w:val="left" w:pos="6412"/>
+          <w:tab w:val="left" w:pos="7328"/>
+          <w:tab w:val="left" w:pos="8244"/>
+          <w:tab w:val="left" w:pos="9160"/>
+          <w:tab w:val="left" w:pos="10076"/>
+          <w:tab w:val="left" w:pos="10992"/>
+          <w:tab w:val="left" w:pos="11908"/>
+          <w:tab w:val="left" w:pos="12824"/>
+          <w:tab w:val="left" w:pos="13740"/>
+          <w:tab w:val="left" w:pos="14656"/>
+        </w:tabs>
+        <w:spacing w:after="0" w:line="240" w:lineRule="auto"/>
+        <w:rPr>
+          <w:rFonts w:ascii="JetBrains Mono" w:hAnsi="JetBrains Mono" w:cs="JetBrains Mono"/>
+          <w:sz w:val="15"/>
+          <w:szCs w:val="15"/>
+        </w:rPr>
+      </w:pPr>
+      <w:r>
+        <w:rPr>
+          <w:rFonts w:ascii="JetBrains Mono" w:hAnsi="JetBrains Mono" w:cs="JetBrains Mono"/>
+          <w:sz w:val="15"/>
+          <w:szCs w:val="15"/>
+        </w:rPr>
+        <w:t>+-------+----------+------------+---------------+----------------+----------+</w:t>
+      </w:r>
+    </w:p>
+    <w:p>
+      <w:pPr>
+        <w:shd w:val="clear" w:color="auto" w:fill="FFFFFF"/>
+        <w:tabs>
+          <w:tab w:val="left" w:pos="916"/>
+          <w:tab w:val="left" w:pos="1832"/>
+          <w:tab w:val="left" w:pos="2748"/>
+          <w:tab w:val="left" w:pos="3664"/>
+          <w:tab w:val="left" w:pos="4580"/>
+          <w:tab w:val="left" w:pos="5496"/>
+          <w:tab w:val="left" w:pos="6412"/>
+          <w:tab w:val="left" w:pos="7328"/>
+          <w:tab w:val="left" w:pos="8244"/>
+          <w:tab w:val="left" w:pos="9160"/>
+          <w:tab w:val="left" w:pos="10076"/>
+          <w:tab w:val="left" w:pos="10992"/>
+          <w:tab w:val="left" w:pos="11908"/>
+          <w:tab w:val="left" w:pos="12824"/>
+          <w:tab w:val="left" w:pos="13740"/>
+          <w:tab w:val="left" w:pos="14656"/>
+        </w:tabs>
+        <w:spacing w:after="0" w:line="240" w:lineRule="auto"/>
+        <w:rPr>
+          <w:rFonts w:ascii="JetBrains Mono" w:hAnsi="JetBrains Mono" w:cs="JetBrains Mono"/>
+          <w:sz w:val="15"/>
+          <w:szCs w:val="15"/>
+        </w:rPr>
+      </w:pPr>
+      <w:r>
+        <w:rPr>
+          <w:rFonts w:ascii="JetBrains Mono" w:hAnsi="JetBrains Mono" w:cs="JetBrains Mono"/>
+          <w:sz w:val="15"/>
+          <w:szCs w:val="15"/>
+        </w:rPr>
+        <w:t>|Address|Mnemonics |Machine Code|Addressing Mode|Instruction Type|Operation |</w:t>
+      </w:r>
+    </w:p>
+    <w:p>
+      <w:pPr>
+        <w:shd w:val="clear" w:color="auto" w:fill="FFFFFF"/>
+        <w:tabs>
+          <w:tab w:val="left" w:pos="916"/>
+          <w:tab w:val="left" w:pos="1832"/>
+          <w:tab w:val="left" w:pos="2748"/>
+          <w:tab w:val="left" w:pos="3664"/>
+          <w:tab w:val="left" w:pos="4580"/>
+          <w:tab w:val="left" w:pos="5496"/>
+          <w:tab w:val="left" w:pos="6412"/>
+          <w:tab w:val="left" w:pos="7328"/>
+          <w:tab w:val="left" w:pos="8244"/>
+          <w:tab w:val="left" w:pos="9160"/>
+          <w:tab w:val="left" w:pos="10076"/>
+          <w:tab w:val="left" w:pos="10992"/>
+          <w:tab w:val="left" w:pos="11908"/>
+          <w:tab w:val="left" w:pos="12824"/>
+          <w:tab w:val="left" w:pos="13740"/>
+          <w:tab w:val="left" w:pos="14656"/>
+        </w:tabs>
+        <w:spacing w:after="0" w:line="240" w:lineRule="auto"/>
+        <w:rPr>
+          <w:rFonts w:ascii="JetBrains Mono" w:hAnsi="JetBrains Mono" w:cs="JetBrains Mono"/>
+          <w:sz w:val="15"/>
+          <w:szCs w:val="15"/>
+        </w:rPr>
+      </w:pPr>
+      <w:r>
+        <w:rPr>
+          <w:rFonts w:ascii="JetBrains Mono" w:hAnsi="JetBrains Mono" w:cs="JetBrains Mono"/>
+          <w:sz w:val="15"/>
+          <w:szCs w:val="15"/>
+        </w:rPr>
+        <w:t>+-------+----------+------------+---------------+----------------+----------+</w:t>
+      </w:r>
+    </w:p>
+    <w:p>
+      <w:pPr>
+        <w:shd w:val="clear" w:color="auto" w:fill="FFFFFF"/>
+        <w:tabs>
+          <w:tab w:val="left" w:pos="916"/>
+          <w:tab w:val="left" w:pos="1832"/>
+          <w:tab w:val="left" w:pos="2748"/>
+          <w:tab w:val="left" w:pos="3664"/>
+          <w:tab w:val="left" w:pos="4580"/>
+          <w:tab w:val="left" w:pos="5496"/>
+          <w:tab w:val="left" w:pos="6412"/>
+          <w:tab w:val="left" w:pos="7328"/>
+          <w:tab w:val="left" w:pos="8244"/>
+          <w:tab w:val="left" w:pos="9160"/>
+          <w:tab w:val="left" w:pos="10076"/>
+          <w:tab w:val="left" w:pos="10992"/>
+          <w:tab w:val="left" w:pos="11908"/>
+          <w:tab w:val="left" w:pos="12824"/>
+          <w:tab w:val="left" w:pos="13740"/>
+          <w:tab w:val="left" w:pos="14656"/>
+        </w:tabs>
+        <w:spacing w:after="0" w:line="240" w:lineRule="auto"/>
+        <w:rPr>
+          <w:rFonts w:ascii="JetBrains Mono" w:hAnsi="JetBrains Mono" w:cs="JetBrains Mono"/>
+          <w:sz w:val="15"/>
+          <w:szCs w:val="15"/>
+        </w:rPr>
+      </w:pPr>
+      <w:r>
+        <w:rPr>
+          <w:rFonts w:ascii="JetBrains Mono" w:hAnsi="JetBrains Mono" w:cs="JetBrains Mono"/>
+          <w:sz w:val="15"/>
+          <w:szCs w:val="15"/>
+        </w:rPr>
+        <w:t>|4200   |MVI A, 07H|3E 07       |Immediate      |2 bytes         |A &lt;- 07H  |</w:t>
+      </w:r>
+    </w:p>
+    <w:p>
+      <w:pPr>
+        <w:shd w:val="clear" w:color="auto" w:fill="FFFFFF"/>
+        <w:tabs>
+          <w:tab w:val="left" w:pos="916"/>
+          <w:tab w:val="left" w:pos="1832"/>
+          <w:tab w:val="left" w:pos="2748"/>
+          <w:tab w:val="left" w:pos="3664"/>
+          <w:tab w:val="left" w:pos="4580"/>
+          <w:tab w:val="left" w:pos="5496"/>
+          <w:tab w:val="left" w:pos="6412"/>
+          <w:tab w:val="left" w:pos="7328"/>
+          <w:tab w:val="left" w:pos="8244"/>
+          <w:tab w:val="left" w:pos="9160"/>
+          <w:tab w:val="left" w:pos="10076"/>
+          <w:tab w:val="left" w:pos="10992"/>
+          <w:tab w:val="left" w:pos="11908"/>
+          <w:tab w:val="left" w:pos="12824"/>
+          <w:tab w:val="left" w:pos="13740"/>
+          <w:tab w:val="left" w:pos="14656"/>
+        </w:tabs>
+        <w:spacing w:after="0" w:line="240" w:lineRule="auto"/>
+        <w:rPr>
+          <w:rFonts w:ascii="JetBrains Mono" w:hAnsi="JetBrains Mono" w:cs="JetBrains Mono"/>
+          <w:sz w:val="15"/>
+          <w:szCs w:val="15"/>
+        </w:rPr>
+      </w:pPr>
+      <w:r>
+        <w:rPr>
+          <w:rFonts w:ascii="JetBrains Mono" w:hAnsi="JetBrains Mono" w:cs="JetBrains Mono"/>
+          <w:sz w:val="15"/>
+          <w:szCs w:val="15"/>
+        </w:rPr>
+        <w:t>|4202   |MVI B, 05H|06 05       |Immediate      |2 bytes         |B &lt;- 05H  |</w:t>
+      </w:r>
+    </w:p>
+    <w:p>
+      <w:pPr>
+        <w:shd w:val="clear" w:color="auto" w:fill="FFFFFF"/>
+        <w:tabs>
+          <w:tab w:val="left" w:pos="916"/>
+          <w:tab w:val="left" w:pos="1832"/>
+          <w:tab w:val="left" w:pos="2748"/>
+          <w:tab w:val="left" w:pos="3664"/>
+          <w:tab w:val="left" w:pos="4580"/>
+          <w:tab w:val="left" w:pos="5496"/>
+          <w:tab w:val="left" w:pos="6412"/>
+          <w:tab w:val="left" w:pos="7328"/>
+          <w:tab w:val="left" w:pos="8244"/>
+          <w:tab w:val="left" w:pos="9160"/>
+          <w:tab w:val="left" w:pos="10076"/>
+          <w:tab w:val="left" w:pos="10992"/>
+          <w:tab w:val="left" w:pos="11908"/>
+          <w:tab w:val="left" w:pos="12824"/>
+          <w:tab w:val="left" w:pos="13740"/>
+          <w:tab w:val="left" w:pos="14656"/>
+        </w:tabs>
+        <w:spacing w:after="0" w:line="240" w:lineRule="auto"/>
+        <w:rPr>
+          <w:rFonts w:ascii="JetBrains Mono" w:hAnsi="JetBrains Mono" w:cs="JetBrains Mono"/>
+          <w:sz w:val="15"/>
+          <w:szCs w:val="15"/>
+        </w:rPr>
+      </w:pPr>
+      <w:r>
+        <w:rPr>
+          <w:rFonts w:ascii="JetBrains Mono" w:hAnsi="JetBrains Mono" w:cs="JetBrains Mono"/>
+          <w:sz w:val="15"/>
+          <w:szCs w:val="15"/>
+        </w:rPr>
+        <w:t>|4204   |ADD B     |80          |Register       |1 bytes         |A &lt;- A + B|</w:t>
+      </w:r>
+    </w:p>
+    <w:p>
+      <w:pPr>
+        <w:shd w:val="clear" w:color="auto" w:fill="FFFFFF"/>
+        <w:tabs>
+          <w:tab w:val="left" w:pos="916"/>
+          <w:tab w:val="left" w:pos="1832"/>
+          <w:tab w:val="left" w:pos="2748"/>
+          <w:tab w:val="left" w:pos="3664"/>
+          <w:tab w:val="left" w:pos="4580"/>
+          <w:tab w:val="left" w:pos="5496"/>
+          <w:tab w:val="left" w:pos="6412"/>
+          <w:tab w:val="left" w:pos="7328"/>
+          <w:tab w:val="left" w:pos="8244"/>
+          <w:tab w:val="left" w:pos="9160"/>
+          <w:tab w:val="left" w:pos="10076"/>
+          <w:tab w:val="left" w:pos="10992"/>
+          <w:tab w:val="left" w:pos="11908"/>
+          <w:tab w:val="left" w:pos="12824"/>
+          <w:tab w:val="left" w:pos="13740"/>
+          <w:tab w:val="left" w:pos="14656"/>
+        </w:tabs>
+        <w:spacing w:after="0" w:line="240" w:lineRule="auto"/>
+        <w:rPr>
+          <w:rFonts w:ascii="JetBrains Mono" w:hAnsi="JetBrains Mono" w:cs="JetBrains Mono"/>
+          <w:sz w:val="15"/>
+          <w:szCs w:val="15"/>
+        </w:rPr>
+      </w:pPr>
+      <w:r>
+        <w:rPr>
+          <w:rFonts w:ascii="JetBrains Mono" w:hAnsi="JetBrains Mono" w:cs="JetBrains Mono"/>
+          <w:sz w:val="15"/>
+          <w:szCs w:val="15"/>
+        </w:rPr>
+        <w:t>|4205   |MOV C, A  |4F          |Register       |1 bytes         |C &lt;- A    |</w:t>
+      </w:r>
+    </w:p>
+    <w:p>
+      <w:pPr>
+        <w:shd w:val="clear" w:color="auto" w:fill="FFFFFF"/>
+        <w:tabs>
+          <w:tab w:val="left" w:pos="916"/>
+          <w:tab w:val="left" w:pos="1832"/>
+          <w:tab w:val="left" w:pos="2748"/>
+          <w:tab w:val="left" w:pos="3664"/>
+          <w:tab w:val="left" w:pos="4580"/>
+          <w:tab w:val="left" w:pos="5496"/>
+          <w:tab w:val="left" w:pos="6412"/>
+          <w:tab w:val="left" w:pos="7328"/>
+          <w:tab w:val="left" w:pos="8244"/>
+          <w:tab w:val="left" w:pos="9160"/>
+          <w:tab w:val="left" w:pos="10076"/>
+          <w:tab w:val="left" w:pos="10992"/>
+          <w:tab w:val="left" w:pos="11908"/>
+          <w:tab w:val="left" w:pos="12824"/>
+          <w:tab w:val="left" w:pos="13740"/>
+          <w:tab w:val="left" w:pos="14656"/>
+        </w:tabs>
+        <w:spacing w:after="0" w:line="240" w:lineRule="auto"/>
+        <w:rPr>
+          <w:rFonts w:ascii="JetBrains Mono" w:hAnsi="JetBrains Mono" w:cs="JetBrains Mono"/>
+          <w:sz w:val="15"/>
+          <w:szCs w:val="15"/>
+        </w:rPr>
+      </w:pPr>
+      <w:r>
+        <w:rPr>
+          <w:rFonts w:ascii="JetBrains Mono" w:hAnsi="JetBrains Mono" w:cs="JetBrains Mono"/>
+          <w:sz w:val="15"/>
+          <w:szCs w:val="15"/>
+        </w:rPr>
+        <w:t>|4206   |HLT       |76          |               |1 bytes         |HALT      |</w:t>
+      </w:r>
+    </w:p>
+    <w:p>
+      <w:pPr>
+        <w:shd w:val="clear" w:color="auto" w:fill="FFFFFF"/>
+        <w:tabs>
+          <w:tab w:val="left" w:pos="916"/>
+          <w:tab w:val="left" w:pos="1832"/>
+          <w:tab w:val="left" w:pos="2748"/>
+          <w:tab w:val="left" w:pos="3664"/>
+          <w:tab w:val="left" w:pos="4580"/>
+          <w:tab w:val="left" w:pos="5496"/>
+          <w:tab w:val="left" w:pos="6412"/>
+          <w:tab w:val="left" w:pos="7328"/>
+          <w:tab w:val="left" w:pos="8244"/>
+          <w:tab w:val="left" w:pos="9160"/>
+          <w:tab w:val="left" w:pos="10076"/>
+          <w:tab w:val="left" w:pos="10992"/>
+          <w:tab w:val="left" w:pos="11908"/>
+          <w:tab w:val="left" w:pos="12824"/>
+          <w:tab w:val="left" w:pos="13740"/>
+          <w:tab w:val="left" w:pos="14656"/>
+        </w:tabs>
+        <w:spacing w:after="0" w:line="240" w:lineRule="auto"/>
+        <w:rPr>
+          <w:rFonts w:ascii="JetBrains Mono" w:hAnsi="JetBrains Mono" w:cs="JetBrains Mono"/>
+          <w:sz w:val="15"/>
+          <w:szCs w:val="15"/>
+        </w:rPr>
+      </w:pPr>
+      <w:r>
+        <w:rPr>
+          <w:rFonts w:ascii="JetBrains Mono" w:hAnsi="JetBrains Mono" w:cs="JetBrains Mono"/>
+          <w:sz w:val="15"/>
+          <w:szCs w:val="15"/>
+        </w:rPr>
+        <w:t>+-------+----------+------------+---------------+----------------+----------+</w:t>
+      </w:r>
+    </w:p>
+    <w:p>
+      <w:pPr>
+        <w:shd w:val="clear" w:color="auto" w:fill="FFFFFF"/>
+        <w:tabs>
+          <w:tab w:val="left" w:pos="916"/>
+          <w:tab w:val="left" w:pos="1832"/>
+          <w:tab w:val="left" w:pos="2748"/>
+          <w:tab w:val="left" w:pos="3664"/>
+          <w:tab w:val="left" w:pos="4580"/>
+          <w:tab w:val="left" w:pos="5496"/>
+          <w:tab w:val="left" w:pos="6412"/>
+          <w:tab w:val="left" w:pos="7328"/>
+          <w:tab w:val="left" w:pos="8244"/>
+          <w:tab w:val="left" w:pos="9160"/>
+          <w:tab w:val="left" w:pos="10076"/>
+          <w:tab w:val="left" w:pos="10992"/>
+          <w:tab w:val="left" w:pos="11908"/>
+          <w:tab w:val="left" w:pos="12824"/>
+          <w:tab w:val="left" w:pos="13740"/>
+          <w:tab w:val="left" w:pos="14656"/>
+        </w:tabs>
+        <w:spacing w:after="0" w:line="240" w:lineRule="auto"/>
+        <w:rPr>
+          <w:rFonts w:ascii="JetBrains Mono" w:hAnsi="JetBrains Mono" w:cs="JetBrains Mono"/>
+          <w:sz w:val="15"/>
+          <w:szCs w:val="15"/>
+        </w:rPr>
+      </w:pPr>
+    </w:p>
+    <w:p>
+      <w:pPr>
         <w:rPr>
           <w:b/>
           <w:bCs/>
           <w:sz w:val="20"/>
           <w:szCs w:val="20"/>
         </w:rPr>
-        <w:t>8 bit</w:t>
-      </w:r>
-      <w:proofErr w:type="gramEnd"/>
+      </w:pPr>
       <w:r>
         <w:rPr>
           <w:b/>
@@ -79,19 +542,498 @@
           <w:sz w:val="20"/>
           <w:szCs w:val="20"/>
         </w:rPr>
-        <w:t xml:space="preserve"> sum in any </w:t>
-      </w:r>
-      <w:proofErr w:type="gramStart"/>
-      <w:r>
+        <w:t>Q2. An assembly program to add two numbers and store the 8 bit sum in any Memory location.</w:t>
+      </w:r>
+    </w:p>
+    <w:p>
+      <w:pPr>
+        <w:shd w:val="clear" w:color="auto" w:fill="FFFFFF"/>
+        <w:tabs>
+          <w:tab w:val="left" w:pos="916"/>
+          <w:tab w:val="left" w:pos="1832"/>
+          <w:tab w:val="left" w:pos="2748"/>
+          <w:tab w:val="left" w:pos="3664"/>
+          <w:tab w:val="left" w:pos="4580"/>
+          <w:tab w:val="left" w:pos="5496"/>
+          <w:tab w:val="left" w:pos="6412"/>
+          <w:tab w:val="left" w:pos="7328"/>
+          <w:tab w:val="left" w:pos="8244"/>
+          <w:tab w:val="left" w:pos="9160"/>
+          <w:tab w:val="left" w:pos="10076"/>
+          <w:tab w:val="left" w:pos="10992"/>
+          <w:tab w:val="left" w:pos="11908"/>
+          <w:tab w:val="left" w:pos="12824"/>
+          <w:tab w:val="left" w:pos="13740"/>
+          <w:tab w:val="left" w:pos="14656"/>
+        </w:tabs>
+        <w:spacing w:after="0" w:line="240" w:lineRule="auto"/>
+        <w:rPr>
+          <w:rFonts w:ascii="JetBrains Mono" w:hAnsi="JetBrains Mono" w:cs="JetBrains Mono"/>
+          <w:sz w:val="15"/>
+          <w:szCs w:val="15"/>
+        </w:rPr>
+      </w:pPr>
+      <w:r>
+        <w:rPr>
+          <w:rFonts w:ascii="JetBrains Mono" w:hAnsi="JetBrains Mono" w:cs="JetBrains Mono"/>
+          <w:sz w:val="15"/>
+          <w:szCs w:val="15"/>
+        </w:rPr>
+        <w:t>MVI A, 07H</w:t>
+      </w:r>
+      <w:r>
+        <w:rPr>
+          <w:rFonts w:ascii="JetBrains Mono" w:hAnsi="JetBrains Mono" w:cs="JetBrains Mono"/>
+          <w:sz w:val="15"/>
+          <w:szCs w:val="15"/>
+        </w:rPr>
+        <w:br/>
+        <w:t>MVI B, 05H</w:t>
+      </w:r>
+      <w:r>
+        <w:rPr>
+          <w:rFonts w:ascii="JetBrains Mono" w:hAnsi="JetBrains Mono" w:cs="JetBrains Mono"/>
+          <w:sz w:val="15"/>
+          <w:szCs w:val="15"/>
+        </w:rPr>
+        <w:br/>
+        <w:t>ADD B</w:t>
+      </w:r>
+      <w:r>
+        <w:rPr>
+          <w:rFonts w:ascii="JetBrains Mono" w:hAnsi="JetBrains Mono" w:cs="JetBrains Mono"/>
+          <w:sz w:val="15"/>
+          <w:szCs w:val="15"/>
+        </w:rPr>
+        <w:br/>
+        <w:t xml:space="preserve">STA </w:t>
+      </w:r>
+      <w:r>
+        <w:rPr>
+          <w:rFonts w:ascii="JetBrains Mono" w:hAnsi="JetBrains Mono" w:cs="JetBrains Mono"/>
+          <w:sz w:val="15"/>
+          <w:szCs w:val="15"/>
+        </w:rPr>
+        <w:t>000</w:t>
+      </w:r>
+      <w:r>
+        <w:rPr>
+          <w:rFonts w:ascii="JetBrains Mono" w:hAnsi="JetBrains Mono" w:cs="JetBrains Mono"/>
+          <w:sz w:val="15"/>
+          <w:szCs w:val="15"/>
+        </w:rPr>
+        <w:t>0H</w:t>
+      </w:r>
+      <w:r>
+        <w:rPr>
+          <w:rFonts w:ascii="JetBrains Mono" w:hAnsi="JetBrains Mono" w:cs="JetBrains Mono"/>
+          <w:sz w:val="15"/>
+          <w:szCs w:val="15"/>
+        </w:rPr>
+        <w:br/>
+        <w:t>HLT</w:t>
+      </w:r>
+    </w:p>
+    <w:p>
+      <w:pPr>
+        <w:shd w:val="clear" w:color="auto" w:fill="FFFFFF"/>
+        <w:tabs>
+          <w:tab w:val="left" w:pos="916"/>
+          <w:tab w:val="left" w:pos="1832"/>
+          <w:tab w:val="left" w:pos="2748"/>
+          <w:tab w:val="left" w:pos="3664"/>
+          <w:tab w:val="left" w:pos="4580"/>
+          <w:tab w:val="left" w:pos="5496"/>
+          <w:tab w:val="left" w:pos="6412"/>
+          <w:tab w:val="left" w:pos="7328"/>
+          <w:tab w:val="left" w:pos="8244"/>
+          <w:tab w:val="left" w:pos="9160"/>
+          <w:tab w:val="left" w:pos="10076"/>
+          <w:tab w:val="left" w:pos="10992"/>
+          <w:tab w:val="left" w:pos="11908"/>
+          <w:tab w:val="left" w:pos="12824"/>
+          <w:tab w:val="left" w:pos="13740"/>
+          <w:tab w:val="left" w:pos="14656"/>
+        </w:tabs>
+        <w:spacing w:after="0" w:line="240" w:lineRule="auto"/>
+        <w:rPr>
+          <w:rFonts w:ascii="JetBrains Mono" w:hAnsi="JetBrains Mono" w:cs="JetBrains Mono"/>
+          <w:sz w:val="15"/>
+          <w:szCs w:val="15"/>
+        </w:rPr>
+      </w:pPr>
+    </w:p>
+    <w:p>
+      <w:pPr>
+        <w:shd w:val="clear" w:color="auto" w:fill="FFFFFF"/>
+        <w:tabs>
+          <w:tab w:val="left" w:pos="916"/>
+          <w:tab w:val="left" w:pos="1832"/>
+          <w:tab w:val="left" w:pos="2748"/>
+          <w:tab w:val="left" w:pos="3664"/>
+          <w:tab w:val="left" w:pos="4580"/>
+          <w:tab w:val="left" w:pos="5496"/>
+          <w:tab w:val="left" w:pos="6412"/>
+          <w:tab w:val="left" w:pos="7328"/>
+          <w:tab w:val="left" w:pos="8244"/>
+          <w:tab w:val="left" w:pos="9160"/>
+          <w:tab w:val="left" w:pos="10076"/>
+          <w:tab w:val="left" w:pos="10992"/>
+          <w:tab w:val="left" w:pos="11908"/>
+          <w:tab w:val="left" w:pos="12824"/>
+          <w:tab w:val="left" w:pos="13740"/>
+          <w:tab w:val="left" w:pos="14656"/>
+        </w:tabs>
+        <w:spacing w:after="0" w:line="240" w:lineRule="auto"/>
+        <w:rPr>
+          <w:rFonts w:ascii="JetBrains Mono" w:hAnsi="JetBrains Mono" w:cs="JetBrains Mono"/>
+          <w:sz w:val="15"/>
+          <w:szCs w:val="15"/>
+        </w:rPr>
+      </w:pPr>
+      <w:r>
+        <w:rPr>
+          <w:rFonts w:ascii="JetBrains Mono" w:hAnsi="JetBrains Mono" w:cs="JetBrains Mono"/>
+          <w:sz w:val="15"/>
+          <w:szCs w:val="15"/>
+        </w:rPr>
+        <w:t>+-------+----------+------------+---------------+----------------+------------+</w:t>
+      </w:r>
+    </w:p>
+    <w:p>
+      <w:pPr>
+        <w:shd w:val="clear" w:color="auto" w:fill="FFFFFF"/>
+        <w:tabs>
+          <w:tab w:val="left" w:pos="916"/>
+          <w:tab w:val="left" w:pos="1832"/>
+          <w:tab w:val="left" w:pos="2748"/>
+          <w:tab w:val="left" w:pos="3664"/>
+          <w:tab w:val="left" w:pos="4580"/>
+          <w:tab w:val="left" w:pos="5496"/>
+          <w:tab w:val="left" w:pos="6412"/>
+          <w:tab w:val="left" w:pos="7328"/>
+          <w:tab w:val="left" w:pos="8244"/>
+          <w:tab w:val="left" w:pos="9160"/>
+          <w:tab w:val="left" w:pos="10076"/>
+          <w:tab w:val="left" w:pos="10992"/>
+          <w:tab w:val="left" w:pos="11908"/>
+          <w:tab w:val="left" w:pos="12824"/>
+          <w:tab w:val="left" w:pos="13740"/>
+          <w:tab w:val="left" w:pos="14656"/>
+        </w:tabs>
+        <w:spacing w:after="0" w:line="240" w:lineRule="auto"/>
+        <w:rPr>
+          <w:rFonts w:ascii="JetBrains Mono" w:hAnsi="JetBrains Mono" w:cs="JetBrains Mono"/>
+          <w:sz w:val="15"/>
+          <w:szCs w:val="15"/>
+        </w:rPr>
+      </w:pPr>
+      <w:r>
+        <w:rPr>
+          <w:rFonts w:ascii="JetBrains Mono" w:hAnsi="JetBrains Mono" w:cs="JetBrains Mono"/>
+          <w:sz w:val="15"/>
+          <w:szCs w:val="15"/>
+        </w:rPr>
+        <w:t>|Address|Mnemonics |Machine Code|Addressing Mode|Instruction Type|Operation   |</w:t>
+      </w:r>
+    </w:p>
+    <w:p>
+      <w:pPr>
+        <w:shd w:val="clear" w:color="auto" w:fill="FFFFFF"/>
+        <w:tabs>
+          <w:tab w:val="left" w:pos="916"/>
+          <w:tab w:val="left" w:pos="1832"/>
+          <w:tab w:val="left" w:pos="2748"/>
+          <w:tab w:val="left" w:pos="3664"/>
+          <w:tab w:val="left" w:pos="4580"/>
+          <w:tab w:val="left" w:pos="5496"/>
+          <w:tab w:val="left" w:pos="6412"/>
+          <w:tab w:val="left" w:pos="7328"/>
+          <w:tab w:val="left" w:pos="8244"/>
+          <w:tab w:val="left" w:pos="9160"/>
+          <w:tab w:val="left" w:pos="10076"/>
+          <w:tab w:val="left" w:pos="10992"/>
+          <w:tab w:val="left" w:pos="11908"/>
+          <w:tab w:val="left" w:pos="12824"/>
+          <w:tab w:val="left" w:pos="13740"/>
+          <w:tab w:val="left" w:pos="14656"/>
+        </w:tabs>
+        <w:spacing w:after="0" w:line="240" w:lineRule="auto"/>
+        <w:rPr>
+          <w:rFonts w:ascii="JetBrains Mono" w:hAnsi="JetBrains Mono" w:cs="JetBrains Mono"/>
+          <w:sz w:val="15"/>
+          <w:szCs w:val="15"/>
+        </w:rPr>
+      </w:pPr>
+      <w:r>
+        <w:rPr>
+          <w:rFonts w:ascii="JetBrains Mono" w:hAnsi="JetBrains Mono" w:cs="JetBrains Mono"/>
+          <w:sz w:val="15"/>
+          <w:szCs w:val="15"/>
+        </w:rPr>
+        <w:t>+-------+----------+------------+---------------+----------------+------------+</w:t>
+      </w:r>
+    </w:p>
+    <w:p>
+      <w:pPr>
+        <w:shd w:val="clear" w:color="auto" w:fill="FFFFFF"/>
+        <w:tabs>
+          <w:tab w:val="left" w:pos="916"/>
+          <w:tab w:val="left" w:pos="1832"/>
+          <w:tab w:val="left" w:pos="2748"/>
+          <w:tab w:val="left" w:pos="3664"/>
+          <w:tab w:val="left" w:pos="4580"/>
+          <w:tab w:val="left" w:pos="5496"/>
+          <w:tab w:val="left" w:pos="6412"/>
+          <w:tab w:val="left" w:pos="7328"/>
+          <w:tab w:val="left" w:pos="8244"/>
+          <w:tab w:val="left" w:pos="9160"/>
+          <w:tab w:val="left" w:pos="10076"/>
+          <w:tab w:val="left" w:pos="10992"/>
+          <w:tab w:val="left" w:pos="11908"/>
+          <w:tab w:val="left" w:pos="12824"/>
+          <w:tab w:val="left" w:pos="13740"/>
+          <w:tab w:val="left" w:pos="14656"/>
+        </w:tabs>
+        <w:spacing w:after="0" w:line="240" w:lineRule="auto"/>
+        <w:rPr>
+          <w:rFonts w:ascii="JetBrains Mono" w:hAnsi="JetBrains Mono" w:cs="JetBrains Mono"/>
+          <w:sz w:val="15"/>
+          <w:szCs w:val="15"/>
+        </w:rPr>
+      </w:pPr>
+      <w:r>
+        <w:rPr>
+          <w:rFonts w:ascii="JetBrains Mono" w:hAnsi="JetBrains Mono" w:cs="JetBrains Mono"/>
+          <w:sz w:val="15"/>
+          <w:szCs w:val="15"/>
+        </w:rPr>
+        <w:t>|4200   |MVI A, 07H|3E 07       |Immediate      |2 bytes         |A &lt;- 07H    |</w:t>
+      </w:r>
+    </w:p>
+    <w:p>
+      <w:pPr>
+        <w:shd w:val="clear" w:color="auto" w:fill="FFFFFF"/>
+        <w:tabs>
+          <w:tab w:val="left" w:pos="916"/>
+          <w:tab w:val="left" w:pos="1832"/>
+          <w:tab w:val="left" w:pos="2748"/>
+          <w:tab w:val="left" w:pos="3664"/>
+          <w:tab w:val="left" w:pos="4580"/>
+          <w:tab w:val="left" w:pos="5496"/>
+          <w:tab w:val="left" w:pos="6412"/>
+          <w:tab w:val="left" w:pos="7328"/>
+          <w:tab w:val="left" w:pos="8244"/>
+          <w:tab w:val="left" w:pos="9160"/>
+          <w:tab w:val="left" w:pos="10076"/>
+          <w:tab w:val="left" w:pos="10992"/>
+          <w:tab w:val="left" w:pos="11908"/>
+          <w:tab w:val="left" w:pos="12824"/>
+          <w:tab w:val="left" w:pos="13740"/>
+          <w:tab w:val="left" w:pos="14656"/>
+        </w:tabs>
+        <w:spacing w:after="0" w:line="240" w:lineRule="auto"/>
+        <w:rPr>
+          <w:rFonts w:ascii="JetBrains Mono" w:hAnsi="JetBrains Mono" w:cs="JetBrains Mono"/>
+          <w:sz w:val="15"/>
+          <w:szCs w:val="15"/>
+        </w:rPr>
+      </w:pPr>
+      <w:r>
+        <w:rPr>
+          <w:rFonts w:ascii="JetBrains Mono" w:hAnsi="JetBrains Mono" w:cs="JetBrains Mono"/>
+          <w:sz w:val="15"/>
+          <w:szCs w:val="15"/>
+        </w:rPr>
+        <w:t>|4202   |MVI B, 05H|06 05       |Immediate      |2 bytes         |B &lt;- 05H    |</w:t>
+      </w:r>
+    </w:p>
+    <w:p>
+      <w:pPr>
+        <w:shd w:val="clear" w:color="auto" w:fill="FFFFFF"/>
+        <w:tabs>
+          <w:tab w:val="left" w:pos="916"/>
+          <w:tab w:val="left" w:pos="1832"/>
+          <w:tab w:val="left" w:pos="2748"/>
+          <w:tab w:val="left" w:pos="3664"/>
+          <w:tab w:val="left" w:pos="4580"/>
+          <w:tab w:val="left" w:pos="5496"/>
+          <w:tab w:val="left" w:pos="6412"/>
+          <w:tab w:val="left" w:pos="7328"/>
+          <w:tab w:val="left" w:pos="8244"/>
+          <w:tab w:val="left" w:pos="9160"/>
+          <w:tab w:val="left" w:pos="10076"/>
+          <w:tab w:val="left" w:pos="10992"/>
+          <w:tab w:val="left" w:pos="11908"/>
+          <w:tab w:val="left" w:pos="12824"/>
+          <w:tab w:val="left" w:pos="13740"/>
+          <w:tab w:val="left" w:pos="14656"/>
+        </w:tabs>
+        <w:spacing w:after="0" w:line="240" w:lineRule="auto"/>
+        <w:rPr>
+          <w:rFonts w:ascii="JetBrains Mono" w:hAnsi="JetBrains Mono" w:cs="JetBrains Mono"/>
+          <w:sz w:val="15"/>
+          <w:szCs w:val="15"/>
+        </w:rPr>
+      </w:pPr>
+      <w:r>
+        <w:rPr>
+          <w:rFonts w:ascii="JetBrains Mono" w:hAnsi="JetBrains Mono" w:cs="JetBrains Mono"/>
+          <w:sz w:val="15"/>
+          <w:szCs w:val="15"/>
+        </w:rPr>
+        <w:t>|4204   |ADD B     |80          |Register       |1 bytes         |A &lt;- A + B  |</w:t>
+      </w:r>
+    </w:p>
+    <w:p>
+      <w:pPr>
+        <w:shd w:val="clear" w:color="auto" w:fill="FFFFFF"/>
+        <w:tabs>
+          <w:tab w:val="left" w:pos="916"/>
+          <w:tab w:val="left" w:pos="1832"/>
+          <w:tab w:val="left" w:pos="2748"/>
+          <w:tab w:val="left" w:pos="3664"/>
+          <w:tab w:val="left" w:pos="4580"/>
+          <w:tab w:val="left" w:pos="5496"/>
+          <w:tab w:val="left" w:pos="6412"/>
+          <w:tab w:val="left" w:pos="7328"/>
+          <w:tab w:val="left" w:pos="8244"/>
+          <w:tab w:val="left" w:pos="9160"/>
+          <w:tab w:val="left" w:pos="10076"/>
+          <w:tab w:val="left" w:pos="10992"/>
+          <w:tab w:val="left" w:pos="11908"/>
+          <w:tab w:val="left" w:pos="12824"/>
+          <w:tab w:val="left" w:pos="13740"/>
+          <w:tab w:val="left" w:pos="14656"/>
+        </w:tabs>
+        <w:spacing w:after="0" w:line="240" w:lineRule="auto"/>
+        <w:rPr>
+          <w:rFonts w:ascii="JetBrains Mono" w:hAnsi="JetBrains Mono" w:cs="JetBrains Mono"/>
+          <w:sz w:val="15"/>
+          <w:szCs w:val="15"/>
+        </w:rPr>
+      </w:pPr>
+      <w:r>
+        <w:rPr>
+          <w:rFonts w:ascii="JetBrains Mono" w:hAnsi="JetBrains Mono" w:cs="JetBrains Mono"/>
+          <w:sz w:val="15"/>
+          <w:szCs w:val="15"/>
+        </w:rPr>
+        <w:t>|4205   |STA 0000H |32 00 00    |Direct         |3 bytes         |[0000H] &lt;- A|</w:t>
+      </w:r>
+    </w:p>
+    <w:p>
+      <w:pPr>
+        <w:shd w:val="clear" w:color="auto" w:fill="FFFFFF"/>
+        <w:tabs>
+          <w:tab w:val="left" w:pos="916"/>
+          <w:tab w:val="left" w:pos="1832"/>
+          <w:tab w:val="left" w:pos="2748"/>
+          <w:tab w:val="left" w:pos="3664"/>
+          <w:tab w:val="left" w:pos="4580"/>
+          <w:tab w:val="left" w:pos="5496"/>
+          <w:tab w:val="left" w:pos="6412"/>
+          <w:tab w:val="left" w:pos="7328"/>
+          <w:tab w:val="left" w:pos="8244"/>
+          <w:tab w:val="left" w:pos="9160"/>
+          <w:tab w:val="left" w:pos="10076"/>
+          <w:tab w:val="left" w:pos="10992"/>
+          <w:tab w:val="left" w:pos="11908"/>
+          <w:tab w:val="left" w:pos="12824"/>
+          <w:tab w:val="left" w:pos="13740"/>
+          <w:tab w:val="left" w:pos="14656"/>
+        </w:tabs>
+        <w:spacing w:after="0" w:line="240" w:lineRule="auto"/>
+        <w:rPr>
+          <w:rFonts w:ascii="JetBrains Mono" w:hAnsi="JetBrains Mono" w:cs="JetBrains Mono"/>
+          <w:sz w:val="15"/>
+          <w:szCs w:val="15"/>
+        </w:rPr>
+      </w:pPr>
+      <w:r>
+        <w:rPr>
+          <w:rFonts w:ascii="JetBrains Mono" w:hAnsi="JetBrains Mono" w:cs="JetBrains Mono"/>
+          <w:sz w:val="15"/>
+          <w:szCs w:val="15"/>
+        </w:rPr>
+        <w:t>|4208   |HLT       |76          |               |1 bytes         |HALT        |</w:t>
+      </w:r>
+    </w:p>
+    <w:p>
+      <w:pPr>
+        <w:shd w:val="clear" w:color="auto" w:fill="FFFFFF"/>
+        <w:tabs>
+          <w:tab w:val="left" w:pos="916"/>
+          <w:tab w:val="left" w:pos="1832"/>
+          <w:tab w:val="left" w:pos="2748"/>
+          <w:tab w:val="left" w:pos="3664"/>
+          <w:tab w:val="left" w:pos="4580"/>
+          <w:tab w:val="left" w:pos="5496"/>
+          <w:tab w:val="left" w:pos="6412"/>
+          <w:tab w:val="left" w:pos="7328"/>
+          <w:tab w:val="left" w:pos="8244"/>
+          <w:tab w:val="left" w:pos="9160"/>
+          <w:tab w:val="left" w:pos="10076"/>
+          <w:tab w:val="left" w:pos="10992"/>
+          <w:tab w:val="left" w:pos="11908"/>
+          <w:tab w:val="left" w:pos="12824"/>
+          <w:tab w:val="left" w:pos="13740"/>
+          <w:tab w:val="left" w:pos="14656"/>
+        </w:tabs>
+        <w:spacing w:after="0" w:line="240" w:lineRule="auto"/>
+        <w:rPr>
+          <w:rFonts w:ascii="JetBrains Mono" w:hAnsi="JetBrains Mono" w:cs="JetBrains Mono"/>
+          <w:sz w:val="15"/>
+          <w:szCs w:val="15"/>
+        </w:rPr>
+      </w:pPr>
+      <w:r>
+        <w:rPr>
+          <w:rFonts w:ascii="JetBrains Mono" w:hAnsi="JetBrains Mono" w:cs="JetBrains Mono"/>
+          <w:sz w:val="15"/>
+          <w:szCs w:val="15"/>
+        </w:rPr>
+        <w:t>+-------+----------+------------+---------------+----------------+------------+</w:t>
+      </w:r>
+    </w:p>
+    <w:p>
+      <w:pPr>
+        <w:shd w:val="clear" w:color="auto" w:fill="FFFFFF"/>
+        <w:tabs>
+          <w:tab w:val="left" w:pos="916"/>
+          <w:tab w:val="left" w:pos="1832"/>
+          <w:tab w:val="left" w:pos="2748"/>
+          <w:tab w:val="left" w:pos="3664"/>
+          <w:tab w:val="left" w:pos="4580"/>
+          <w:tab w:val="left" w:pos="5496"/>
+          <w:tab w:val="left" w:pos="6412"/>
+          <w:tab w:val="left" w:pos="7328"/>
+          <w:tab w:val="left" w:pos="8244"/>
+          <w:tab w:val="left" w:pos="9160"/>
+          <w:tab w:val="left" w:pos="10076"/>
+          <w:tab w:val="left" w:pos="10992"/>
+          <w:tab w:val="left" w:pos="11908"/>
+          <w:tab w:val="left" w:pos="12824"/>
+          <w:tab w:val="left" w:pos="13740"/>
+          <w:tab w:val="left" w:pos="14656"/>
+        </w:tabs>
+        <w:spacing w:after="0" w:line="240" w:lineRule="auto"/>
+        <w:rPr>
+          <w:rFonts w:ascii="JetBrains Mono" w:hAnsi="JetBrains Mono" w:cs="JetBrains Mono"/>
+          <w:sz w:val="15"/>
+          <w:szCs w:val="15"/>
+        </w:rPr>
+      </w:pPr>
+    </w:p>
+    <w:p>
+      <w:pPr>
         <w:rPr>
           <w:b/>
           <w:bCs/>
           <w:sz w:val="20"/>
           <w:szCs w:val="20"/>
         </w:rPr>
-        <w:t>general purpose</w:t>
-      </w:r>
-      <w:proofErr w:type="gramEnd"/>
+      </w:pPr>
       <w:r>
         <w:rPr>
           <w:b/>
@@ -99,24 +1041,44 @@
           <w:sz w:val="20"/>
           <w:szCs w:val="20"/>
         </w:rPr>
-        <w:t xml:space="preserve"> register.</w:t>
-      </w:r>
-    </w:p>
-    <w:p>
-      <w:pPr>
-        <w:rPr>
-          <w:rFonts w:ascii="JetBrains Mono" w:hAnsi="JetBrains Mono" w:cs="JetBrains Mono"/>
-          <w:sz w:val="15"/>
-          <w:szCs w:val="15"/>
-        </w:rPr>
-      </w:pPr>
-      <w:r>
-        <w:rPr>
-          <w:rFonts w:ascii="JetBrains Mono" w:hAnsi="JetBrains Mono" w:cs="JetBrains Mono"/>
-          <w:sz w:val="15"/>
-          <w:szCs w:val="15"/>
-        </w:rPr>
-        <w:t>MVI A, 7</w:t>
+        <w:t>Q3. An assembly program to subtract two numbers and store the result in any Memory location.</w:t>
+      </w:r>
+    </w:p>
+    <w:p>
+      <w:pPr>
+        <w:shd w:val="clear" w:color="auto" w:fill="FFFFFF"/>
+        <w:tabs>
+          <w:tab w:val="left" w:pos="916"/>
+          <w:tab w:val="left" w:pos="1832"/>
+          <w:tab w:val="left" w:pos="2748"/>
+          <w:tab w:val="left" w:pos="3664"/>
+          <w:tab w:val="left" w:pos="4580"/>
+          <w:tab w:val="left" w:pos="5496"/>
+          <w:tab w:val="left" w:pos="6412"/>
+          <w:tab w:val="left" w:pos="7328"/>
+          <w:tab w:val="left" w:pos="8244"/>
+          <w:tab w:val="left" w:pos="9160"/>
+          <w:tab w:val="left" w:pos="10076"/>
+          <w:tab w:val="left" w:pos="10992"/>
+          <w:tab w:val="left" w:pos="11908"/>
+          <w:tab w:val="left" w:pos="12824"/>
+          <w:tab w:val="left" w:pos="13740"/>
+          <w:tab w:val="left" w:pos="14656"/>
+        </w:tabs>
+        <w:spacing w:after="0" w:line="240" w:lineRule="auto"/>
+        <w:rPr>
+          <w:rFonts w:ascii="JetBrains Mono" w:hAnsi="JetBrains Mono" w:cs="JetBrains Mono"/>
+          <w:sz w:val="15"/>
+          <w:szCs w:val="15"/>
+        </w:rPr>
+      </w:pPr>
+      <w:r>
+        <w:rPr>
+          <w:rFonts w:ascii="JetBrains Mono" w:hAnsi="JetBrains Mono" w:cs="JetBrains Mono"/>
+          <w:sz w:val="15"/>
+          <w:szCs w:val="15"/>
+        </w:rPr>
+        <w:t>MVI A, 7H</w:t>
       </w:r>
       <w:r>
         <w:rPr>
@@ -125,7 +1087,7 @@
           <w:szCs w:val="15"/>
         </w:rPr>
         <w:br/>
-        <w:t>MVI B, 5</w:t>
+        <w:t>MVI B, 5H</w:t>
       </w:r>
       <w:r>
         <w:rPr>
@@ -134,7 +1096,7 @@
           <w:szCs w:val="15"/>
         </w:rPr>
         <w:br/>
-        <w:t>ADD B</w:t>
+        <w:t>SUB B</w:t>
       </w:r>
       <w:r>
         <w:rPr>
@@ -143,7 +1105,7 @@
           <w:szCs w:val="15"/>
         </w:rPr>
         <w:br/>
-        <w:t>MOV C, A</w:t>
+        <w:t>STA 0000H</w:t>
       </w:r>
       <w:r>
         <w:rPr>
@@ -183,1413 +1145,338 @@
           <w:szCs w:val="15"/>
         </w:rPr>
       </w:pPr>
-      <w:r>
-        <w:rPr>
-          <w:rFonts w:ascii="JetBrains Mono" w:hAnsi="JetBrains Mono" w:cs="JetBrains Mono"/>
-          <w:sz w:val="15"/>
-          <w:szCs w:val="15"/>
-        </w:rPr>
-        <w:t>+-------+---------+------------+---------------+----------------+----------+</w:t>
-      </w:r>
-    </w:p>
-    <w:p>
-      <w:pPr>
-        <w:shd w:val="clear" w:color="auto" w:fill="FFFFFF"/>
-        <w:tabs>
-          <w:tab w:val="left" w:pos="916"/>
-          <w:tab w:val="left" w:pos="1832"/>
-          <w:tab w:val="left" w:pos="2748"/>
-          <w:tab w:val="left" w:pos="3664"/>
-          <w:tab w:val="left" w:pos="4580"/>
-          <w:tab w:val="left" w:pos="5496"/>
-          <w:tab w:val="left" w:pos="6412"/>
-          <w:tab w:val="left" w:pos="7328"/>
-          <w:tab w:val="left" w:pos="8244"/>
-          <w:tab w:val="left" w:pos="9160"/>
-          <w:tab w:val="left" w:pos="10076"/>
-          <w:tab w:val="left" w:pos="10992"/>
-          <w:tab w:val="left" w:pos="11908"/>
-          <w:tab w:val="left" w:pos="12824"/>
-          <w:tab w:val="left" w:pos="13740"/>
-          <w:tab w:val="left" w:pos="14656"/>
-        </w:tabs>
-        <w:spacing w:after="0" w:line="240" w:lineRule="auto"/>
-        <w:rPr>
-          <w:rFonts w:ascii="JetBrains Mono" w:hAnsi="JetBrains Mono" w:cs="JetBrains Mono"/>
-          <w:sz w:val="15"/>
-          <w:szCs w:val="15"/>
-        </w:rPr>
-      </w:pPr>
-      <w:r>
-        <w:rPr>
-          <w:rFonts w:ascii="JetBrains Mono" w:hAnsi="JetBrains Mono" w:cs="JetBrains Mono"/>
-          <w:sz w:val="15"/>
-          <w:szCs w:val="15"/>
-        </w:rPr>
-        <w:t>|</w:t>
-      </w:r>
-      <w:proofErr w:type="spellStart"/>
-      <w:r>
-        <w:rPr>
-          <w:rFonts w:ascii="JetBrains Mono" w:hAnsi="JetBrains Mono" w:cs="JetBrains Mono"/>
-          <w:sz w:val="15"/>
-          <w:szCs w:val="15"/>
-        </w:rPr>
-        <w:t>Address|Mnemonics|Machine</w:t>
-      </w:r>
-      <w:proofErr w:type="spellEnd"/>
-      <w:r>
-        <w:rPr>
-          <w:rFonts w:ascii="JetBrains Mono" w:hAnsi="JetBrains Mono" w:cs="JetBrains Mono"/>
-          <w:sz w:val="15"/>
-          <w:szCs w:val="15"/>
-        </w:rPr>
-        <w:t xml:space="preserve"> </w:t>
-      </w:r>
-      <w:proofErr w:type="spellStart"/>
-      <w:r>
-        <w:rPr>
-          <w:rFonts w:ascii="JetBrains Mono" w:hAnsi="JetBrains Mono" w:cs="JetBrains Mono"/>
-          <w:sz w:val="15"/>
-          <w:szCs w:val="15"/>
-        </w:rPr>
-        <w:t>Code|Addressing</w:t>
-      </w:r>
-      <w:proofErr w:type="spellEnd"/>
-      <w:r>
-        <w:rPr>
-          <w:rFonts w:ascii="JetBrains Mono" w:hAnsi="JetBrains Mono" w:cs="JetBrains Mono"/>
-          <w:sz w:val="15"/>
-          <w:szCs w:val="15"/>
-        </w:rPr>
-        <w:t xml:space="preserve"> </w:t>
-      </w:r>
-      <w:proofErr w:type="spellStart"/>
-      <w:r>
-        <w:rPr>
-          <w:rFonts w:ascii="JetBrains Mono" w:hAnsi="JetBrains Mono" w:cs="JetBrains Mono"/>
-          <w:sz w:val="15"/>
-          <w:szCs w:val="15"/>
-        </w:rPr>
-        <w:t>Mode|Instruction</w:t>
-      </w:r>
-      <w:proofErr w:type="spellEnd"/>
-      <w:r>
-        <w:rPr>
-          <w:rFonts w:ascii="JetBrains Mono" w:hAnsi="JetBrains Mono" w:cs="JetBrains Mono"/>
-          <w:sz w:val="15"/>
-          <w:szCs w:val="15"/>
-        </w:rPr>
-        <w:t xml:space="preserve"> </w:t>
-      </w:r>
-      <w:proofErr w:type="spellStart"/>
-      <w:r>
-        <w:rPr>
-          <w:rFonts w:ascii="JetBrains Mono" w:hAnsi="JetBrains Mono" w:cs="JetBrains Mono"/>
-          <w:sz w:val="15"/>
-          <w:szCs w:val="15"/>
-        </w:rPr>
-        <w:t>Type|Operation</w:t>
-      </w:r>
-      <w:proofErr w:type="spellEnd"/>
-      <w:r>
-        <w:rPr>
-          <w:rFonts w:ascii="JetBrains Mono" w:hAnsi="JetBrains Mono" w:cs="JetBrains Mono"/>
-          <w:sz w:val="15"/>
-          <w:szCs w:val="15"/>
-        </w:rPr>
-        <w:t xml:space="preserve"> |</w:t>
-      </w:r>
-    </w:p>
-    <w:p>
-      <w:pPr>
-        <w:shd w:val="clear" w:color="auto" w:fill="FFFFFF"/>
-        <w:tabs>
-          <w:tab w:val="left" w:pos="916"/>
-          <w:tab w:val="left" w:pos="1832"/>
-          <w:tab w:val="left" w:pos="2748"/>
-          <w:tab w:val="left" w:pos="3664"/>
-          <w:tab w:val="left" w:pos="4580"/>
-          <w:tab w:val="left" w:pos="5496"/>
-          <w:tab w:val="left" w:pos="6412"/>
-          <w:tab w:val="left" w:pos="7328"/>
-          <w:tab w:val="left" w:pos="8244"/>
-          <w:tab w:val="left" w:pos="9160"/>
-          <w:tab w:val="left" w:pos="10076"/>
-          <w:tab w:val="left" w:pos="10992"/>
-          <w:tab w:val="left" w:pos="11908"/>
-          <w:tab w:val="left" w:pos="12824"/>
-          <w:tab w:val="left" w:pos="13740"/>
-          <w:tab w:val="left" w:pos="14656"/>
-        </w:tabs>
-        <w:spacing w:after="0" w:line="240" w:lineRule="auto"/>
-        <w:rPr>
-          <w:rFonts w:ascii="JetBrains Mono" w:hAnsi="JetBrains Mono" w:cs="JetBrains Mono"/>
-          <w:sz w:val="15"/>
-          <w:szCs w:val="15"/>
-        </w:rPr>
-      </w:pPr>
-      <w:r>
-        <w:rPr>
-          <w:rFonts w:ascii="JetBrains Mono" w:hAnsi="JetBrains Mono" w:cs="JetBrains Mono"/>
-          <w:sz w:val="15"/>
-          <w:szCs w:val="15"/>
-        </w:rPr>
-        <w:t>+-------+---------+------------+---------------+----------------+----------+</w:t>
-      </w:r>
-    </w:p>
-    <w:p>
-      <w:pPr>
-        <w:shd w:val="clear" w:color="auto" w:fill="FFFFFF"/>
-        <w:tabs>
-          <w:tab w:val="left" w:pos="916"/>
-          <w:tab w:val="left" w:pos="1832"/>
-          <w:tab w:val="left" w:pos="2748"/>
-          <w:tab w:val="left" w:pos="3664"/>
-          <w:tab w:val="left" w:pos="4580"/>
-          <w:tab w:val="left" w:pos="5496"/>
-          <w:tab w:val="left" w:pos="6412"/>
-          <w:tab w:val="left" w:pos="7328"/>
-          <w:tab w:val="left" w:pos="8244"/>
-          <w:tab w:val="left" w:pos="9160"/>
-          <w:tab w:val="left" w:pos="10076"/>
-          <w:tab w:val="left" w:pos="10992"/>
-          <w:tab w:val="left" w:pos="11908"/>
-          <w:tab w:val="left" w:pos="12824"/>
-          <w:tab w:val="left" w:pos="13740"/>
-          <w:tab w:val="left" w:pos="14656"/>
-        </w:tabs>
-        <w:spacing w:after="0" w:line="240" w:lineRule="auto"/>
-        <w:rPr>
-          <w:rFonts w:ascii="JetBrains Mono" w:hAnsi="JetBrains Mono" w:cs="JetBrains Mono"/>
-          <w:sz w:val="15"/>
-          <w:szCs w:val="15"/>
-        </w:rPr>
-      </w:pPr>
-      <w:r>
-        <w:rPr>
-          <w:rFonts w:ascii="JetBrains Mono" w:hAnsi="JetBrains Mono" w:cs="JetBrains Mono"/>
-          <w:sz w:val="15"/>
-          <w:szCs w:val="15"/>
-        </w:rPr>
-        <w:t>|4200   |MVI A, 7 |3E 07       |Immediate      |2 bytes         |A &lt;- 7    |</w:t>
-      </w:r>
-    </w:p>
-    <w:p>
-      <w:pPr>
-        <w:shd w:val="clear" w:color="auto" w:fill="FFFFFF"/>
-        <w:tabs>
-          <w:tab w:val="left" w:pos="916"/>
-          <w:tab w:val="left" w:pos="1832"/>
-          <w:tab w:val="left" w:pos="2748"/>
-          <w:tab w:val="left" w:pos="3664"/>
-          <w:tab w:val="left" w:pos="4580"/>
-          <w:tab w:val="left" w:pos="5496"/>
-          <w:tab w:val="left" w:pos="6412"/>
-          <w:tab w:val="left" w:pos="7328"/>
-          <w:tab w:val="left" w:pos="8244"/>
-          <w:tab w:val="left" w:pos="9160"/>
-          <w:tab w:val="left" w:pos="10076"/>
-          <w:tab w:val="left" w:pos="10992"/>
-          <w:tab w:val="left" w:pos="11908"/>
-          <w:tab w:val="left" w:pos="12824"/>
-          <w:tab w:val="left" w:pos="13740"/>
-          <w:tab w:val="left" w:pos="14656"/>
-        </w:tabs>
-        <w:spacing w:after="0" w:line="240" w:lineRule="auto"/>
-        <w:rPr>
-          <w:rFonts w:ascii="JetBrains Mono" w:hAnsi="JetBrains Mono" w:cs="JetBrains Mono"/>
-          <w:sz w:val="15"/>
-          <w:szCs w:val="15"/>
-        </w:rPr>
-      </w:pPr>
-      <w:r>
-        <w:rPr>
-          <w:rFonts w:ascii="JetBrains Mono" w:hAnsi="JetBrains Mono" w:cs="JetBrains Mono"/>
-          <w:sz w:val="15"/>
-          <w:szCs w:val="15"/>
-        </w:rPr>
-        <w:t>|4202   |MVI B, 5 |06 05       |Immediate      |2 bytes         |B &lt;- 5    |</w:t>
-      </w:r>
-    </w:p>
-    <w:p>
-      <w:pPr>
-        <w:shd w:val="clear" w:color="auto" w:fill="FFFFFF"/>
-        <w:tabs>
-          <w:tab w:val="left" w:pos="916"/>
-          <w:tab w:val="left" w:pos="1832"/>
-          <w:tab w:val="left" w:pos="2748"/>
-          <w:tab w:val="left" w:pos="3664"/>
-          <w:tab w:val="left" w:pos="4580"/>
-          <w:tab w:val="left" w:pos="5496"/>
-          <w:tab w:val="left" w:pos="6412"/>
-          <w:tab w:val="left" w:pos="7328"/>
-          <w:tab w:val="left" w:pos="8244"/>
-          <w:tab w:val="left" w:pos="9160"/>
-          <w:tab w:val="left" w:pos="10076"/>
-          <w:tab w:val="left" w:pos="10992"/>
-          <w:tab w:val="left" w:pos="11908"/>
-          <w:tab w:val="left" w:pos="12824"/>
-          <w:tab w:val="left" w:pos="13740"/>
-          <w:tab w:val="left" w:pos="14656"/>
-        </w:tabs>
-        <w:spacing w:after="0" w:line="240" w:lineRule="auto"/>
-        <w:rPr>
-          <w:rFonts w:ascii="JetBrains Mono" w:hAnsi="JetBrains Mono" w:cs="JetBrains Mono"/>
-          <w:sz w:val="15"/>
-          <w:szCs w:val="15"/>
-        </w:rPr>
-      </w:pPr>
-      <w:r>
-        <w:rPr>
-          <w:rFonts w:ascii="JetBrains Mono" w:hAnsi="JetBrains Mono" w:cs="JetBrains Mono"/>
-          <w:sz w:val="15"/>
-          <w:szCs w:val="15"/>
-        </w:rPr>
-        <w:t>|4204   |ADD B    |80          |Register       |1 bytes         |A &lt;- A + B|</w:t>
-      </w:r>
-    </w:p>
-    <w:p>
-      <w:pPr>
-        <w:shd w:val="clear" w:color="auto" w:fill="FFFFFF"/>
-        <w:tabs>
-          <w:tab w:val="left" w:pos="916"/>
-          <w:tab w:val="left" w:pos="1832"/>
-          <w:tab w:val="left" w:pos="2748"/>
-          <w:tab w:val="left" w:pos="3664"/>
-          <w:tab w:val="left" w:pos="4580"/>
-          <w:tab w:val="left" w:pos="5496"/>
-          <w:tab w:val="left" w:pos="6412"/>
-          <w:tab w:val="left" w:pos="7328"/>
-          <w:tab w:val="left" w:pos="8244"/>
-          <w:tab w:val="left" w:pos="9160"/>
-          <w:tab w:val="left" w:pos="10076"/>
-          <w:tab w:val="left" w:pos="10992"/>
-          <w:tab w:val="left" w:pos="11908"/>
-          <w:tab w:val="left" w:pos="12824"/>
-          <w:tab w:val="left" w:pos="13740"/>
-          <w:tab w:val="left" w:pos="14656"/>
-        </w:tabs>
-        <w:spacing w:after="0" w:line="240" w:lineRule="auto"/>
-        <w:rPr>
-          <w:rFonts w:ascii="JetBrains Mono" w:hAnsi="JetBrains Mono" w:cs="JetBrains Mono"/>
-          <w:sz w:val="15"/>
-          <w:szCs w:val="15"/>
-        </w:rPr>
-      </w:pPr>
-      <w:r>
-        <w:rPr>
-          <w:rFonts w:ascii="JetBrains Mono" w:hAnsi="JetBrains Mono" w:cs="JetBrains Mono"/>
-          <w:sz w:val="15"/>
-          <w:szCs w:val="15"/>
-        </w:rPr>
-        <w:t>|4205   |MOV C, A |4F          |Register       |1 bytes         |C &lt;- A    |</w:t>
-      </w:r>
-    </w:p>
-    <w:p>
-      <w:pPr>
-        <w:shd w:val="clear" w:color="auto" w:fill="FFFFFF"/>
-        <w:tabs>
-          <w:tab w:val="left" w:pos="916"/>
-          <w:tab w:val="left" w:pos="1832"/>
-          <w:tab w:val="left" w:pos="2748"/>
-          <w:tab w:val="left" w:pos="3664"/>
-          <w:tab w:val="left" w:pos="4580"/>
-          <w:tab w:val="left" w:pos="5496"/>
-          <w:tab w:val="left" w:pos="6412"/>
-          <w:tab w:val="left" w:pos="7328"/>
-          <w:tab w:val="left" w:pos="8244"/>
-          <w:tab w:val="left" w:pos="9160"/>
-          <w:tab w:val="left" w:pos="10076"/>
-          <w:tab w:val="left" w:pos="10992"/>
-          <w:tab w:val="left" w:pos="11908"/>
-          <w:tab w:val="left" w:pos="12824"/>
-          <w:tab w:val="left" w:pos="13740"/>
-          <w:tab w:val="left" w:pos="14656"/>
-        </w:tabs>
-        <w:spacing w:after="0" w:line="240" w:lineRule="auto"/>
-        <w:rPr>
-          <w:rFonts w:ascii="JetBrains Mono" w:hAnsi="JetBrains Mono" w:cs="JetBrains Mono"/>
-          <w:sz w:val="15"/>
-          <w:szCs w:val="15"/>
-        </w:rPr>
-      </w:pPr>
-      <w:r>
-        <w:rPr>
-          <w:rFonts w:ascii="JetBrains Mono" w:hAnsi="JetBrains Mono" w:cs="JetBrains Mono"/>
-          <w:sz w:val="15"/>
-          <w:szCs w:val="15"/>
-        </w:rPr>
-        <w:t>|4206   |HLT      |76          |null           |1 bytes         |null      |</w:t>
-      </w:r>
-    </w:p>
-    <w:p>
-      <w:pPr>
-        <w:shd w:val="clear" w:color="auto" w:fill="FFFFFF"/>
-        <w:tabs>
-          <w:tab w:val="left" w:pos="916"/>
-          <w:tab w:val="left" w:pos="1832"/>
-          <w:tab w:val="left" w:pos="2748"/>
-          <w:tab w:val="left" w:pos="3664"/>
-          <w:tab w:val="left" w:pos="4580"/>
-          <w:tab w:val="left" w:pos="5496"/>
-          <w:tab w:val="left" w:pos="6412"/>
-          <w:tab w:val="left" w:pos="7328"/>
-          <w:tab w:val="left" w:pos="8244"/>
-          <w:tab w:val="left" w:pos="9160"/>
-          <w:tab w:val="left" w:pos="10076"/>
-          <w:tab w:val="left" w:pos="10992"/>
-          <w:tab w:val="left" w:pos="11908"/>
-          <w:tab w:val="left" w:pos="12824"/>
-          <w:tab w:val="left" w:pos="13740"/>
-          <w:tab w:val="left" w:pos="14656"/>
-        </w:tabs>
-        <w:spacing w:after="0" w:line="240" w:lineRule="auto"/>
-        <w:rPr>
-          <w:rFonts w:ascii="JetBrains Mono" w:hAnsi="JetBrains Mono" w:cs="JetBrains Mono"/>
-          <w:sz w:val="15"/>
-          <w:szCs w:val="15"/>
-        </w:rPr>
-      </w:pPr>
-      <w:r>
-        <w:rPr>
-          <w:rFonts w:ascii="JetBrains Mono" w:hAnsi="JetBrains Mono" w:cs="JetBrains Mono"/>
-          <w:sz w:val="15"/>
-          <w:szCs w:val="15"/>
-        </w:rPr>
-        <w:t>+-------+---------+------------+---------------+----------------+----------+</w:t>
-      </w:r>
-    </w:p>
-    <w:p>
-      <w:pPr>
-        <w:shd w:val="clear" w:color="auto" w:fill="FFFFFF"/>
-        <w:tabs>
-          <w:tab w:val="left" w:pos="916"/>
-          <w:tab w:val="left" w:pos="1832"/>
-          <w:tab w:val="left" w:pos="2748"/>
-          <w:tab w:val="left" w:pos="3664"/>
-          <w:tab w:val="left" w:pos="4580"/>
-          <w:tab w:val="left" w:pos="5496"/>
-          <w:tab w:val="left" w:pos="6412"/>
-          <w:tab w:val="left" w:pos="7328"/>
-          <w:tab w:val="left" w:pos="8244"/>
-          <w:tab w:val="left" w:pos="9160"/>
-          <w:tab w:val="left" w:pos="10076"/>
-          <w:tab w:val="left" w:pos="10992"/>
-          <w:tab w:val="left" w:pos="11908"/>
-          <w:tab w:val="left" w:pos="12824"/>
-          <w:tab w:val="left" w:pos="13740"/>
-          <w:tab w:val="left" w:pos="14656"/>
-        </w:tabs>
-        <w:spacing w:after="0" w:line="240" w:lineRule="auto"/>
-        <w:rPr>
-          <w:rFonts w:ascii="JetBrains Mono" w:hAnsi="JetBrains Mono" w:cs="JetBrains Mono"/>
-          <w:sz w:val="15"/>
-          <w:szCs w:val="15"/>
-        </w:rPr>
-      </w:pPr>
-    </w:p>
-    <w:p>
-      <w:pPr>
-        <w:rPr>
-          <w:b/>
-          <w:bCs/>
-          <w:sz w:val="20"/>
-          <w:szCs w:val="20"/>
-        </w:rPr>
-      </w:pPr>
-      <w:r>
-        <w:rPr>
-          <w:b/>
-          <w:bCs/>
-          <w:sz w:val="20"/>
-          <w:szCs w:val="20"/>
-        </w:rPr>
-        <w:t xml:space="preserve">Q2. An assembly program to add two numbers and store the </w:t>
-      </w:r>
-      <w:proofErr w:type="gramStart"/>
-      <w:r>
-        <w:rPr>
-          <w:b/>
-          <w:bCs/>
-          <w:sz w:val="20"/>
-          <w:szCs w:val="20"/>
-        </w:rPr>
-        <w:t>8 bit</w:t>
-      </w:r>
-      <w:proofErr w:type="gramEnd"/>
-      <w:r>
-        <w:rPr>
-          <w:b/>
-          <w:bCs/>
-          <w:sz w:val="20"/>
-          <w:szCs w:val="20"/>
-        </w:rPr>
-        <w:t xml:space="preserve"> sum in any Memory location.</w:t>
-      </w:r>
-    </w:p>
-    <w:p>
-      <w:pPr>
-        <w:rPr>
-          <w:rFonts w:ascii="JetBrains Mono" w:hAnsi="JetBrains Mono" w:cs="JetBrains Mono"/>
-          <w:sz w:val="15"/>
-          <w:szCs w:val="15"/>
-        </w:rPr>
-      </w:pPr>
-      <w:r>
-        <w:rPr>
-          <w:rFonts w:ascii="JetBrains Mono" w:hAnsi="JetBrains Mono" w:cs="JetBrains Mono"/>
-          <w:sz w:val="15"/>
-          <w:szCs w:val="15"/>
-        </w:rPr>
-        <w:t>MVI A, 7</w:t>
-      </w:r>
-      <w:r>
-        <w:rPr>
-          <w:rFonts w:ascii="JetBrains Mono" w:hAnsi="JetBrains Mono" w:cs="JetBrains Mono"/>
-          <w:sz w:val="15"/>
-          <w:szCs w:val="15"/>
-        </w:rPr>
-        <w:br/>
-        <w:t>MVI B, 5</w:t>
-      </w:r>
-      <w:r>
-        <w:rPr>
-          <w:rFonts w:ascii="JetBrains Mono" w:hAnsi="JetBrains Mono" w:cs="JetBrains Mono"/>
-          <w:sz w:val="15"/>
-          <w:szCs w:val="15"/>
-        </w:rPr>
-        <w:br/>
-        <w:t>ADD B</w:t>
-      </w:r>
-      <w:r>
-        <w:rPr>
-          <w:rFonts w:ascii="JetBrains Mono" w:hAnsi="JetBrains Mono" w:cs="JetBrains Mono"/>
-          <w:sz w:val="15"/>
-          <w:szCs w:val="15"/>
-        </w:rPr>
-        <w:br/>
-        <w:t>STA 0</w:t>
-      </w:r>
-      <w:r>
-        <w:rPr>
-          <w:rFonts w:ascii="JetBrains Mono" w:hAnsi="JetBrains Mono" w:cs="JetBrains Mono"/>
-          <w:sz w:val="15"/>
-          <w:szCs w:val="15"/>
-        </w:rPr>
-        <w:br/>
-        <w:t>HLT</w:t>
-      </w:r>
-    </w:p>
-    <w:p>
-      <w:pPr>
-        <w:shd w:val="clear" w:color="auto" w:fill="FFFFFF"/>
-        <w:tabs>
-          <w:tab w:val="left" w:pos="916"/>
-          <w:tab w:val="left" w:pos="1832"/>
-          <w:tab w:val="left" w:pos="2748"/>
-          <w:tab w:val="left" w:pos="3664"/>
-          <w:tab w:val="left" w:pos="4580"/>
-          <w:tab w:val="left" w:pos="5496"/>
-          <w:tab w:val="left" w:pos="6412"/>
-          <w:tab w:val="left" w:pos="7328"/>
-          <w:tab w:val="left" w:pos="8244"/>
-          <w:tab w:val="left" w:pos="9160"/>
-          <w:tab w:val="left" w:pos="10076"/>
-          <w:tab w:val="left" w:pos="10992"/>
-          <w:tab w:val="left" w:pos="11908"/>
-          <w:tab w:val="left" w:pos="12824"/>
-          <w:tab w:val="left" w:pos="13740"/>
-          <w:tab w:val="left" w:pos="14656"/>
-        </w:tabs>
-        <w:spacing w:after="0" w:line="240" w:lineRule="auto"/>
-        <w:rPr>
-          <w:rFonts w:ascii="JetBrains Mono" w:hAnsi="JetBrains Mono" w:cs="JetBrains Mono"/>
-          <w:sz w:val="15"/>
-          <w:szCs w:val="15"/>
-        </w:rPr>
-      </w:pPr>
-      <w:r>
-        <w:rPr>
-          <w:rFonts w:ascii="JetBrains Mono" w:hAnsi="JetBrains Mono" w:cs="JetBrains Mono"/>
-          <w:sz w:val="15"/>
-          <w:szCs w:val="15"/>
-        </w:rPr>
-        <w:t>+-------+---------+------------+---------------+----------------+----------+</w:t>
-      </w:r>
-    </w:p>
-    <w:p>
-      <w:pPr>
-        <w:shd w:val="clear" w:color="auto" w:fill="FFFFFF"/>
-        <w:tabs>
-          <w:tab w:val="left" w:pos="916"/>
-          <w:tab w:val="left" w:pos="1832"/>
-          <w:tab w:val="left" w:pos="2748"/>
-          <w:tab w:val="left" w:pos="3664"/>
-          <w:tab w:val="left" w:pos="4580"/>
-          <w:tab w:val="left" w:pos="5496"/>
-          <w:tab w:val="left" w:pos="6412"/>
-          <w:tab w:val="left" w:pos="7328"/>
-          <w:tab w:val="left" w:pos="8244"/>
-          <w:tab w:val="left" w:pos="9160"/>
-          <w:tab w:val="left" w:pos="10076"/>
-          <w:tab w:val="left" w:pos="10992"/>
-          <w:tab w:val="left" w:pos="11908"/>
-          <w:tab w:val="left" w:pos="12824"/>
-          <w:tab w:val="left" w:pos="13740"/>
-          <w:tab w:val="left" w:pos="14656"/>
-        </w:tabs>
-        <w:spacing w:after="0" w:line="240" w:lineRule="auto"/>
-        <w:rPr>
-          <w:rFonts w:ascii="JetBrains Mono" w:hAnsi="JetBrains Mono" w:cs="JetBrains Mono"/>
-          <w:sz w:val="15"/>
-          <w:szCs w:val="15"/>
-        </w:rPr>
-      </w:pPr>
-      <w:r>
-        <w:rPr>
-          <w:rFonts w:ascii="JetBrains Mono" w:hAnsi="JetBrains Mono" w:cs="JetBrains Mono"/>
-          <w:sz w:val="15"/>
-          <w:szCs w:val="15"/>
-        </w:rPr>
-        <w:t>|</w:t>
-      </w:r>
-      <w:proofErr w:type="spellStart"/>
-      <w:r>
-        <w:rPr>
-          <w:rFonts w:ascii="JetBrains Mono" w:hAnsi="JetBrains Mono" w:cs="JetBrains Mono"/>
-          <w:sz w:val="15"/>
-          <w:szCs w:val="15"/>
-        </w:rPr>
-        <w:t>Address|Mnemonics|Machine</w:t>
-      </w:r>
-      <w:proofErr w:type="spellEnd"/>
-      <w:r>
-        <w:rPr>
-          <w:rFonts w:ascii="JetBrains Mono" w:hAnsi="JetBrains Mono" w:cs="JetBrains Mono"/>
-          <w:sz w:val="15"/>
-          <w:szCs w:val="15"/>
-        </w:rPr>
-        <w:t xml:space="preserve"> </w:t>
-      </w:r>
-      <w:proofErr w:type="spellStart"/>
-      <w:r>
-        <w:rPr>
-          <w:rFonts w:ascii="JetBrains Mono" w:hAnsi="JetBrains Mono" w:cs="JetBrains Mono"/>
-          <w:sz w:val="15"/>
-          <w:szCs w:val="15"/>
-        </w:rPr>
-        <w:t>Code|Addressing</w:t>
-      </w:r>
-      <w:proofErr w:type="spellEnd"/>
-      <w:r>
-        <w:rPr>
-          <w:rFonts w:ascii="JetBrains Mono" w:hAnsi="JetBrains Mono" w:cs="JetBrains Mono"/>
-          <w:sz w:val="15"/>
-          <w:szCs w:val="15"/>
-        </w:rPr>
-        <w:t xml:space="preserve"> </w:t>
-      </w:r>
-      <w:proofErr w:type="spellStart"/>
-      <w:r>
-        <w:rPr>
-          <w:rFonts w:ascii="JetBrains Mono" w:hAnsi="JetBrains Mono" w:cs="JetBrains Mono"/>
-          <w:sz w:val="15"/>
-          <w:szCs w:val="15"/>
-        </w:rPr>
-        <w:t>Mode|Instruction</w:t>
-      </w:r>
-      <w:proofErr w:type="spellEnd"/>
-      <w:r>
-        <w:rPr>
-          <w:rFonts w:ascii="JetBrains Mono" w:hAnsi="JetBrains Mono" w:cs="JetBrains Mono"/>
-          <w:sz w:val="15"/>
-          <w:szCs w:val="15"/>
-        </w:rPr>
-        <w:t xml:space="preserve"> </w:t>
-      </w:r>
-      <w:proofErr w:type="spellStart"/>
-      <w:r>
-        <w:rPr>
-          <w:rFonts w:ascii="JetBrains Mono" w:hAnsi="JetBrains Mono" w:cs="JetBrains Mono"/>
-          <w:sz w:val="15"/>
-          <w:szCs w:val="15"/>
-        </w:rPr>
-        <w:t>Type|Operation</w:t>
-      </w:r>
-      <w:proofErr w:type="spellEnd"/>
-      <w:r>
-        <w:rPr>
-          <w:rFonts w:ascii="JetBrains Mono" w:hAnsi="JetBrains Mono" w:cs="JetBrains Mono"/>
-          <w:sz w:val="15"/>
-          <w:szCs w:val="15"/>
-        </w:rPr>
-        <w:t xml:space="preserve"> |</w:t>
-      </w:r>
-    </w:p>
-    <w:p>
-      <w:pPr>
-        <w:shd w:val="clear" w:color="auto" w:fill="FFFFFF"/>
-        <w:tabs>
-          <w:tab w:val="left" w:pos="916"/>
-          <w:tab w:val="left" w:pos="1832"/>
-          <w:tab w:val="left" w:pos="2748"/>
-          <w:tab w:val="left" w:pos="3664"/>
-          <w:tab w:val="left" w:pos="4580"/>
-          <w:tab w:val="left" w:pos="5496"/>
-          <w:tab w:val="left" w:pos="6412"/>
-          <w:tab w:val="left" w:pos="7328"/>
-          <w:tab w:val="left" w:pos="8244"/>
-          <w:tab w:val="left" w:pos="9160"/>
-          <w:tab w:val="left" w:pos="10076"/>
-          <w:tab w:val="left" w:pos="10992"/>
-          <w:tab w:val="left" w:pos="11908"/>
-          <w:tab w:val="left" w:pos="12824"/>
-          <w:tab w:val="left" w:pos="13740"/>
-          <w:tab w:val="left" w:pos="14656"/>
-        </w:tabs>
-        <w:spacing w:after="0" w:line="240" w:lineRule="auto"/>
-        <w:rPr>
-          <w:rFonts w:ascii="JetBrains Mono" w:hAnsi="JetBrains Mono" w:cs="JetBrains Mono"/>
-          <w:sz w:val="15"/>
-          <w:szCs w:val="15"/>
-        </w:rPr>
-      </w:pPr>
-      <w:r>
-        <w:rPr>
-          <w:rFonts w:ascii="JetBrains Mono" w:hAnsi="JetBrains Mono" w:cs="JetBrains Mono"/>
-          <w:sz w:val="15"/>
-          <w:szCs w:val="15"/>
-        </w:rPr>
-        <w:t>+-------+---------+------------+---------------+----------------+----------+</w:t>
-      </w:r>
-    </w:p>
-    <w:p>
-      <w:pPr>
-        <w:shd w:val="clear" w:color="auto" w:fill="FFFFFF"/>
-        <w:tabs>
-          <w:tab w:val="left" w:pos="916"/>
-          <w:tab w:val="left" w:pos="1832"/>
-          <w:tab w:val="left" w:pos="2748"/>
-          <w:tab w:val="left" w:pos="3664"/>
-          <w:tab w:val="left" w:pos="4580"/>
-          <w:tab w:val="left" w:pos="5496"/>
-          <w:tab w:val="left" w:pos="6412"/>
-          <w:tab w:val="left" w:pos="7328"/>
-          <w:tab w:val="left" w:pos="8244"/>
-          <w:tab w:val="left" w:pos="9160"/>
-          <w:tab w:val="left" w:pos="10076"/>
-          <w:tab w:val="left" w:pos="10992"/>
-          <w:tab w:val="left" w:pos="11908"/>
-          <w:tab w:val="left" w:pos="12824"/>
-          <w:tab w:val="left" w:pos="13740"/>
-          <w:tab w:val="left" w:pos="14656"/>
-        </w:tabs>
-        <w:spacing w:after="0" w:line="240" w:lineRule="auto"/>
-        <w:rPr>
-          <w:rFonts w:ascii="JetBrains Mono" w:hAnsi="JetBrains Mono" w:cs="JetBrains Mono"/>
-          <w:sz w:val="15"/>
-          <w:szCs w:val="15"/>
-        </w:rPr>
-      </w:pPr>
-      <w:r>
-        <w:rPr>
-          <w:rFonts w:ascii="JetBrains Mono" w:hAnsi="JetBrains Mono" w:cs="JetBrains Mono"/>
-          <w:sz w:val="15"/>
-          <w:szCs w:val="15"/>
-        </w:rPr>
-        <w:t>|4200   |MVI A, 7 |3E 07       |Immediate      |2 bytes         |A &lt;- 7    |</w:t>
-      </w:r>
-    </w:p>
-    <w:p>
-      <w:pPr>
-        <w:shd w:val="clear" w:color="auto" w:fill="FFFFFF"/>
-        <w:tabs>
-          <w:tab w:val="left" w:pos="916"/>
-          <w:tab w:val="left" w:pos="1832"/>
-          <w:tab w:val="left" w:pos="2748"/>
-          <w:tab w:val="left" w:pos="3664"/>
-          <w:tab w:val="left" w:pos="4580"/>
-          <w:tab w:val="left" w:pos="5496"/>
-          <w:tab w:val="left" w:pos="6412"/>
-          <w:tab w:val="left" w:pos="7328"/>
-          <w:tab w:val="left" w:pos="8244"/>
-          <w:tab w:val="left" w:pos="9160"/>
-          <w:tab w:val="left" w:pos="10076"/>
-          <w:tab w:val="left" w:pos="10992"/>
-          <w:tab w:val="left" w:pos="11908"/>
-          <w:tab w:val="left" w:pos="12824"/>
-          <w:tab w:val="left" w:pos="13740"/>
-          <w:tab w:val="left" w:pos="14656"/>
-        </w:tabs>
-        <w:spacing w:after="0" w:line="240" w:lineRule="auto"/>
-        <w:rPr>
-          <w:rFonts w:ascii="JetBrains Mono" w:hAnsi="JetBrains Mono" w:cs="JetBrains Mono"/>
-          <w:sz w:val="15"/>
-          <w:szCs w:val="15"/>
-        </w:rPr>
-      </w:pPr>
-      <w:r>
-        <w:rPr>
-          <w:rFonts w:ascii="JetBrains Mono" w:hAnsi="JetBrains Mono" w:cs="JetBrains Mono"/>
-          <w:sz w:val="15"/>
-          <w:szCs w:val="15"/>
-        </w:rPr>
-        <w:t>|4202   |MVI B, 5 |06 05       |Immediate      |2 bytes         |B &lt;- 5    |</w:t>
-      </w:r>
-    </w:p>
-    <w:p>
-      <w:pPr>
-        <w:shd w:val="clear" w:color="auto" w:fill="FFFFFF"/>
-        <w:tabs>
-          <w:tab w:val="left" w:pos="916"/>
-          <w:tab w:val="left" w:pos="1832"/>
-          <w:tab w:val="left" w:pos="2748"/>
-          <w:tab w:val="left" w:pos="3664"/>
-          <w:tab w:val="left" w:pos="4580"/>
-          <w:tab w:val="left" w:pos="5496"/>
-          <w:tab w:val="left" w:pos="6412"/>
-          <w:tab w:val="left" w:pos="7328"/>
-          <w:tab w:val="left" w:pos="8244"/>
-          <w:tab w:val="left" w:pos="9160"/>
-          <w:tab w:val="left" w:pos="10076"/>
-          <w:tab w:val="left" w:pos="10992"/>
-          <w:tab w:val="left" w:pos="11908"/>
-          <w:tab w:val="left" w:pos="12824"/>
-          <w:tab w:val="left" w:pos="13740"/>
-          <w:tab w:val="left" w:pos="14656"/>
-        </w:tabs>
-        <w:spacing w:after="0" w:line="240" w:lineRule="auto"/>
-        <w:rPr>
-          <w:rFonts w:ascii="JetBrains Mono" w:hAnsi="JetBrains Mono" w:cs="JetBrains Mono"/>
-          <w:sz w:val="15"/>
-          <w:szCs w:val="15"/>
-        </w:rPr>
-      </w:pPr>
-      <w:r>
-        <w:rPr>
-          <w:rFonts w:ascii="JetBrains Mono" w:hAnsi="JetBrains Mono" w:cs="JetBrains Mono"/>
-          <w:sz w:val="15"/>
-          <w:szCs w:val="15"/>
-        </w:rPr>
-        <w:t>|4204   |ADD B    |80          |Register       |1 bytes         |A &lt;- A + B|</w:t>
-      </w:r>
-    </w:p>
-    <w:p>
-      <w:pPr>
-        <w:shd w:val="clear" w:color="auto" w:fill="FFFFFF"/>
-        <w:tabs>
-          <w:tab w:val="left" w:pos="916"/>
-          <w:tab w:val="left" w:pos="1832"/>
-          <w:tab w:val="left" w:pos="2748"/>
-          <w:tab w:val="left" w:pos="3664"/>
-          <w:tab w:val="left" w:pos="4580"/>
-          <w:tab w:val="left" w:pos="5496"/>
-          <w:tab w:val="left" w:pos="6412"/>
-          <w:tab w:val="left" w:pos="7328"/>
-          <w:tab w:val="left" w:pos="8244"/>
-          <w:tab w:val="left" w:pos="9160"/>
-          <w:tab w:val="left" w:pos="10076"/>
-          <w:tab w:val="left" w:pos="10992"/>
-          <w:tab w:val="left" w:pos="11908"/>
-          <w:tab w:val="left" w:pos="12824"/>
-          <w:tab w:val="left" w:pos="13740"/>
-          <w:tab w:val="left" w:pos="14656"/>
-        </w:tabs>
-        <w:spacing w:after="0" w:line="240" w:lineRule="auto"/>
-        <w:rPr>
-          <w:rFonts w:ascii="JetBrains Mono" w:hAnsi="JetBrains Mono" w:cs="JetBrains Mono"/>
-          <w:sz w:val="15"/>
-          <w:szCs w:val="15"/>
-        </w:rPr>
-      </w:pPr>
-      <w:r>
-        <w:rPr>
-          <w:rFonts w:ascii="JetBrains Mono" w:hAnsi="JetBrains Mono" w:cs="JetBrains Mono"/>
-          <w:sz w:val="15"/>
-          <w:szCs w:val="15"/>
-        </w:rPr>
-        <w:t>|4205   |STA 0    |32 00 00    |Indirect       |3 bytes         |C &lt;- A    |</w:t>
-      </w:r>
-    </w:p>
-    <w:p>
-      <w:pPr>
-        <w:shd w:val="clear" w:color="auto" w:fill="FFFFFF"/>
-        <w:tabs>
-          <w:tab w:val="left" w:pos="916"/>
-          <w:tab w:val="left" w:pos="1832"/>
-          <w:tab w:val="left" w:pos="2748"/>
-          <w:tab w:val="left" w:pos="3664"/>
-          <w:tab w:val="left" w:pos="4580"/>
-          <w:tab w:val="left" w:pos="5496"/>
-          <w:tab w:val="left" w:pos="6412"/>
-          <w:tab w:val="left" w:pos="7328"/>
-          <w:tab w:val="left" w:pos="8244"/>
-          <w:tab w:val="left" w:pos="9160"/>
-          <w:tab w:val="left" w:pos="10076"/>
-          <w:tab w:val="left" w:pos="10992"/>
-          <w:tab w:val="left" w:pos="11908"/>
-          <w:tab w:val="left" w:pos="12824"/>
-          <w:tab w:val="left" w:pos="13740"/>
-          <w:tab w:val="left" w:pos="14656"/>
-        </w:tabs>
-        <w:spacing w:after="0" w:line="240" w:lineRule="auto"/>
-        <w:rPr>
-          <w:rFonts w:ascii="JetBrains Mono" w:hAnsi="JetBrains Mono" w:cs="JetBrains Mono"/>
-          <w:sz w:val="15"/>
-          <w:szCs w:val="15"/>
-        </w:rPr>
-      </w:pPr>
-      <w:r>
-        <w:rPr>
-          <w:rFonts w:ascii="JetBrains Mono" w:hAnsi="JetBrains Mono" w:cs="JetBrains Mono"/>
-          <w:sz w:val="15"/>
-          <w:szCs w:val="15"/>
-        </w:rPr>
-        <w:t>|4206   |HLT      |76          |null           |1 bytes         |null      |</w:t>
-      </w:r>
-    </w:p>
-    <w:p>
-      <w:pPr>
-        <w:shd w:val="clear" w:color="auto" w:fill="FFFFFF"/>
-        <w:tabs>
-          <w:tab w:val="left" w:pos="916"/>
-          <w:tab w:val="left" w:pos="1832"/>
-          <w:tab w:val="left" w:pos="2748"/>
-          <w:tab w:val="left" w:pos="3664"/>
-          <w:tab w:val="left" w:pos="4580"/>
-          <w:tab w:val="left" w:pos="5496"/>
-          <w:tab w:val="left" w:pos="6412"/>
-          <w:tab w:val="left" w:pos="7328"/>
-          <w:tab w:val="left" w:pos="8244"/>
-          <w:tab w:val="left" w:pos="9160"/>
-          <w:tab w:val="left" w:pos="10076"/>
-          <w:tab w:val="left" w:pos="10992"/>
-          <w:tab w:val="left" w:pos="11908"/>
-          <w:tab w:val="left" w:pos="12824"/>
-          <w:tab w:val="left" w:pos="13740"/>
-          <w:tab w:val="left" w:pos="14656"/>
-        </w:tabs>
-        <w:spacing w:after="0" w:line="240" w:lineRule="auto"/>
-        <w:rPr>
-          <w:rFonts w:ascii="JetBrains Mono" w:hAnsi="JetBrains Mono" w:cs="JetBrains Mono"/>
-          <w:sz w:val="15"/>
-          <w:szCs w:val="15"/>
-        </w:rPr>
-      </w:pPr>
-      <w:r>
-        <w:rPr>
-          <w:rFonts w:ascii="JetBrains Mono" w:hAnsi="JetBrains Mono" w:cs="JetBrains Mono"/>
-          <w:sz w:val="15"/>
-          <w:szCs w:val="15"/>
-        </w:rPr>
-        <w:t>+-------+---------+------------+---------------+----------------+----------+</w:t>
-      </w:r>
-    </w:p>
-    <w:p>
-      <w:pPr>
-        <w:shd w:val="clear" w:color="auto" w:fill="FFFFFF"/>
-        <w:tabs>
-          <w:tab w:val="left" w:pos="916"/>
-          <w:tab w:val="left" w:pos="1832"/>
-          <w:tab w:val="left" w:pos="2748"/>
-          <w:tab w:val="left" w:pos="3664"/>
-          <w:tab w:val="left" w:pos="4580"/>
-          <w:tab w:val="left" w:pos="5496"/>
-          <w:tab w:val="left" w:pos="6412"/>
-          <w:tab w:val="left" w:pos="7328"/>
-          <w:tab w:val="left" w:pos="8244"/>
-          <w:tab w:val="left" w:pos="9160"/>
-          <w:tab w:val="left" w:pos="10076"/>
-          <w:tab w:val="left" w:pos="10992"/>
-          <w:tab w:val="left" w:pos="11908"/>
-          <w:tab w:val="left" w:pos="12824"/>
-          <w:tab w:val="left" w:pos="13740"/>
-          <w:tab w:val="left" w:pos="14656"/>
-        </w:tabs>
-        <w:spacing w:after="0" w:line="240" w:lineRule="auto"/>
-        <w:rPr>
-          <w:rFonts w:ascii="JetBrains Mono" w:hAnsi="JetBrains Mono" w:cs="JetBrains Mono"/>
-          <w:sz w:val="15"/>
-          <w:szCs w:val="15"/>
-        </w:rPr>
-      </w:pPr>
-    </w:p>
-    <w:p>
-      <w:pPr>
-        <w:rPr>
-          <w:b/>
-          <w:bCs/>
-          <w:sz w:val="20"/>
-          <w:szCs w:val="20"/>
-        </w:rPr>
-      </w:pPr>
-      <w:r>
-        <w:rPr>
-          <w:b/>
-          <w:bCs/>
-          <w:sz w:val="20"/>
-          <w:szCs w:val="20"/>
-        </w:rPr>
-        <w:t>Q3. An assembly program to subtract two numbers and store the result in any Memory location.</w:t>
-      </w:r>
-    </w:p>
-    <w:p>
-      <w:pPr>
-        <w:rPr>
-          <w:rFonts w:ascii="JetBrains Mono" w:hAnsi="JetBrains Mono" w:cs="JetBrains Mono"/>
-          <w:sz w:val="15"/>
-          <w:szCs w:val="15"/>
-        </w:rPr>
-      </w:pPr>
-      <w:r>
-        <w:rPr>
-          <w:rFonts w:ascii="JetBrains Mono" w:hAnsi="JetBrains Mono" w:cs="JetBrains Mono"/>
-          <w:sz w:val="15"/>
-          <w:szCs w:val="15"/>
-        </w:rPr>
-        <w:t>MVI A, 7</w:t>
-      </w:r>
-      <w:r>
-        <w:rPr>
-          <w:rFonts w:ascii="JetBrains Mono" w:hAnsi="JetBrains Mono" w:cs="JetBrains Mono"/>
-          <w:sz w:val="15"/>
-          <w:szCs w:val="15"/>
-        </w:rPr>
-        <w:br/>
-        <w:t>MVI B, 5</w:t>
-      </w:r>
-      <w:r>
-        <w:rPr>
-          <w:rFonts w:ascii="JetBrains Mono" w:hAnsi="JetBrains Mono" w:cs="JetBrains Mono"/>
-          <w:sz w:val="15"/>
-          <w:szCs w:val="15"/>
-        </w:rPr>
-        <w:br/>
-        <w:t>SUB B</w:t>
-      </w:r>
-      <w:r>
-        <w:rPr>
-          <w:rFonts w:ascii="JetBrains Mono" w:hAnsi="JetBrains Mono" w:cs="JetBrains Mono"/>
-          <w:sz w:val="15"/>
-          <w:szCs w:val="15"/>
-        </w:rPr>
-        <w:br/>
-        <w:t>STA 0</w:t>
-      </w:r>
-      <w:r>
-        <w:rPr>
-          <w:rFonts w:ascii="JetBrains Mono" w:hAnsi="JetBrains Mono" w:cs="JetBrains Mono"/>
-          <w:sz w:val="15"/>
-          <w:szCs w:val="15"/>
-        </w:rPr>
-        <w:br/>
-        <w:t>HLT</w:t>
-      </w:r>
-    </w:p>
-    <w:p>
-      <w:pPr>
-        <w:shd w:val="clear" w:color="auto" w:fill="FFFFFF"/>
-        <w:tabs>
-          <w:tab w:val="left" w:pos="916"/>
-          <w:tab w:val="left" w:pos="1832"/>
-          <w:tab w:val="left" w:pos="2748"/>
-          <w:tab w:val="left" w:pos="3664"/>
-          <w:tab w:val="left" w:pos="4580"/>
-          <w:tab w:val="left" w:pos="5496"/>
-          <w:tab w:val="left" w:pos="6412"/>
-          <w:tab w:val="left" w:pos="7328"/>
-          <w:tab w:val="left" w:pos="8244"/>
-          <w:tab w:val="left" w:pos="9160"/>
-          <w:tab w:val="left" w:pos="10076"/>
-          <w:tab w:val="left" w:pos="10992"/>
-          <w:tab w:val="left" w:pos="11908"/>
-          <w:tab w:val="left" w:pos="12824"/>
-          <w:tab w:val="left" w:pos="13740"/>
-          <w:tab w:val="left" w:pos="14656"/>
-        </w:tabs>
-        <w:spacing w:after="0" w:line="240" w:lineRule="auto"/>
-        <w:rPr>
-          <w:rFonts w:ascii="JetBrains Mono" w:hAnsi="JetBrains Mono" w:cs="JetBrains Mono"/>
-          <w:sz w:val="15"/>
-          <w:szCs w:val="15"/>
-        </w:rPr>
-      </w:pPr>
-      <w:r>
-        <w:rPr>
-          <w:rFonts w:ascii="JetBrains Mono" w:hAnsi="JetBrains Mono" w:cs="JetBrains Mono"/>
-          <w:sz w:val="15"/>
-          <w:szCs w:val="15"/>
-        </w:rPr>
-        <w:t>+-------+---------+------------+---------------+----------------+----------+</w:t>
-      </w:r>
-    </w:p>
-    <w:p>
-      <w:pPr>
-        <w:shd w:val="clear" w:color="auto" w:fill="FFFFFF"/>
-        <w:tabs>
-          <w:tab w:val="left" w:pos="916"/>
-          <w:tab w:val="left" w:pos="1832"/>
-          <w:tab w:val="left" w:pos="2748"/>
-          <w:tab w:val="left" w:pos="3664"/>
-          <w:tab w:val="left" w:pos="4580"/>
-          <w:tab w:val="left" w:pos="5496"/>
-          <w:tab w:val="left" w:pos="6412"/>
-          <w:tab w:val="left" w:pos="7328"/>
-          <w:tab w:val="left" w:pos="8244"/>
-          <w:tab w:val="left" w:pos="9160"/>
-          <w:tab w:val="left" w:pos="10076"/>
-          <w:tab w:val="left" w:pos="10992"/>
-          <w:tab w:val="left" w:pos="11908"/>
-          <w:tab w:val="left" w:pos="12824"/>
-          <w:tab w:val="left" w:pos="13740"/>
-          <w:tab w:val="left" w:pos="14656"/>
-        </w:tabs>
-        <w:spacing w:after="0" w:line="240" w:lineRule="auto"/>
-        <w:rPr>
-          <w:rFonts w:ascii="JetBrains Mono" w:hAnsi="JetBrains Mono" w:cs="JetBrains Mono"/>
-          <w:sz w:val="15"/>
-          <w:szCs w:val="15"/>
-        </w:rPr>
-      </w:pPr>
-      <w:r>
-        <w:rPr>
-          <w:rFonts w:ascii="JetBrains Mono" w:hAnsi="JetBrains Mono" w:cs="JetBrains Mono"/>
-          <w:sz w:val="15"/>
-          <w:szCs w:val="15"/>
-        </w:rPr>
-        <w:t>|</w:t>
-      </w:r>
-      <w:proofErr w:type="spellStart"/>
-      <w:r>
-        <w:rPr>
-          <w:rFonts w:ascii="JetBrains Mono" w:hAnsi="JetBrains Mono" w:cs="JetBrains Mono"/>
-          <w:sz w:val="15"/>
-          <w:szCs w:val="15"/>
-        </w:rPr>
-        <w:t>Address|Mnemonics|Machine</w:t>
-      </w:r>
-      <w:proofErr w:type="spellEnd"/>
-      <w:r>
-        <w:rPr>
-          <w:rFonts w:ascii="JetBrains Mono" w:hAnsi="JetBrains Mono" w:cs="JetBrains Mono"/>
-          <w:sz w:val="15"/>
-          <w:szCs w:val="15"/>
-        </w:rPr>
-        <w:t xml:space="preserve"> </w:t>
-      </w:r>
-      <w:proofErr w:type="spellStart"/>
-      <w:r>
-        <w:rPr>
-          <w:rFonts w:ascii="JetBrains Mono" w:hAnsi="JetBrains Mono" w:cs="JetBrains Mono"/>
-          <w:sz w:val="15"/>
-          <w:szCs w:val="15"/>
-        </w:rPr>
-        <w:t>Code|Addressing</w:t>
-      </w:r>
-      <w:proofErr w:type="spellEnd"/>
-      <w:r>
-        <w:rPr>
-          <w:rFonts w:ascii="JetBrains Mono" w:hAnsi="JetBrains Mono" w:cs="JetBrains Mono"/>
-          <w:sz w:val="15"/>
-          <w:szCs w:val="15"/>
-        </w:rPr>
-        <w:t xml:space="preserve"> </w:t>
-      </w:r>
-      <w:proofErr w:type="spellStart"/>
-      <w:r>
-        <w:rPr>
-          <w:rFonts w:ascii="JetBrains Mono" w:hAnsi="JetBrains Mono" w:cs="JetBrains Mono"/>
-          <w:sz w:val="15"/>
-          <w:szCs w:val="15"/>
-        </w:rPr>
-        <w:t>Mode|Instruction</w:t>
-      </w:r>
-      <w:proofErr w:type="spellEnd"/>
-      <w:r>
-        <w:rPr>
-          <w:rFonts w:ascii="JetBrains Mono" w:hAnsi="JetBrains Mono" w:cs="JetBrains Mono"/>
-          <w:sz w:val="15"/>
-          <w:szCs w:val="15"/>
-        </w:rPr>
-        <w:t xml:space="preserve"> </w:t>
-      </w:r>
-      <w:proofErr w:type="spellStart"/>
-      <w:r>
-        <w:rPr>
-          <w:rFonts w:ascii="JetBrains Mono" w:hAnsi="JetBrains Mono" w:cs="JetBrains Mono"/>
-          <w:sz w:val="15"/>
-          <w:szCs w:val="15"/>
-        </w:rPr>
-        <w:t>Type|Operation</w:t>
-      </w:r>
-      <w:proofErr w:type="spellEnd"/>
-      <w:r>
-        <w:rPr>
-          <w:rFonts w:ascii="JetBrains Mono" w:hAnsi="JetBrains Mono" w:cs="JetBrains Mono"/>
-          <w:sz w:val="15"/>
-          <w:szCs w:val="15"/>
-        </w:rPr>
-        <w:t xml:space="preserve"> |</w:t>
-      </w:r>
-    </w:p>
-    <w:p>
-      <w:pPr>
-        <w:shd w:val="clear" w:color="auto" w:fill="FFFFFF"/>
-        <w:tabs>
-          <w:tab w:val="left" w:pos="916"/>
-          <w:tab w:val="left" w:pos="1832"/>
-          <w:tab w:val="left" w:pos="2748"/>
-          <w:tab w:val="left" w:pos="3664"/>
-          <w:tab w:val="left" w:pos="4580"/>
-          <w:tab w:val="left" w:pos="5496"/>
-          <w:tab w:val="left" w:pos="6412"/>
-          <w:tab w:val="left" w:pos="7328"/>
-          <w:tab w:val="left" w:pos="8244"/>
-          <w:tab w:val="left" w:pos="9160"/>
-          <w:tab w:val="left" w:pos="10076"/>
-          <w:tab w:val="left" w:pos="10992"/>
-          <w:tab w:val="left" w:pos="11908"/>
-          <w:tab w:val="left" w:pos="12824"/>
-          <w:tab w:val="left" w:pos="13740"/>
-          <w:tab w:val="left" w:pos="14656"/>
-        </w:tabs>
-        <w:spacing w:after="0" w:line="240" w:lineRule="auto"/>
-        <w:rPr>
-          <w:rFonts w:ascii="JetBrains Mono" w:hAnsi="JetBrains Mono" w:cs="JetBrains Mono"/>
-          <w:sz w:val="15"/>
-          <w:szCs w:val="15"/>
-        </w:rPr>
-      </w:pPr>
-      <w:r>
-        <w:rPr>
-          <w:rFonts w:ascii="JetBrains Mono" w:hAnsi="JetBrains Mono" w:cs="JetBrains Mono"/>
-          <w:sz w:val="15"/>
-          <w:szCs w:val="15"/>
-        </w:rPr>
-        <w:t>+-------+---------+------------+---------------+----------------+----------+</w:t>
-      </w:r>
-    </w:p>
-    <w:p>
-      <w:pPr>
-        <w:shd w:val="clear" w:color="auto" w:fill="FFFFFF"/>
-        <w:tabs>
-          <w:tab w:val="left" w:pos="916"/>
-          <w:tab w:val="left" w:pos="1832"/>
-          <w:tab w:val="left" w:pos="2748"/>
-          <w:tab w:val="left" w:pos="3664"/>
-          <w:tab w:val="left" w:pos="4580"/>
-          <w:tab w:val="left" w:pos="5496"/>
-          <w:tab w:val="left" w:pos="6412"/>
-          <w:tab w:val="left" w:pos="7328"/>
-          <w:tab w:val="left" w:pos="8244"/>
-          <w:tab w:val="left" w:pos="9160"/>
-          <w:tab w:val="left" w:pos="10076"/>
-          <w:tab w:val="left" w:pos="10992"/>
-          <w:tab w:val="left" w:pos="11908"/>
-          <w:tab w:val="left" w:pos="12824"/>
-          <w:tab w:val="left" w:pos="13740"/>
-          <w:tab w:val="left" w:pos="14656"/>
-        </w:tabs>
-        <w:spacing w:after="0" w:line="240" w:lineRule="auto"/>
-        <w:rPr>
-          <w:rFonts w:ascii="JetBrains Mono" w:hAnsi="JetBrains Mono" w:cs="JetBrains Mono"/>
-          <w:sz w:val="15"/>
-          <w:szCs w:val="15"/>
-        </w:rPr>
-      </w:pPr>
-      <w:r>
-        <w:rPr>
-          <w:rFonts w:ascii="JetBrains Mono" w:hAnsi="JetBrains Mono" w:cs="JetBrains Mono"/>
-          <w:sz w:val="15"/>
-          <w:szCs w:val="15"/>
-        </w:rPr>
-        <w:t>|4200   |MVI A, 7 |3E 07       |Immediate      |2 bytes         |A &lt;- 7    |</w:t>
-      </w:r>
-    </w:p>
-    <w:p>
-      <w:pPr>
-        <w:shd w:val="clear" w:color="auto" w:fill="FFFFFF"/>
-        <w:tabs>
-          <w:tab w:val="left" w:pos="916"/>
-          <w:tab w:val="left" w:pos="1832"/>
-          <w:tab w:val="left" w:pos="2748"/>
-          <w:tab w:val="left" w:pos="3664"/>
-          <w:tab w:val="left" w:pos="4580"/>
-          <w:tab w:val="left" w:pos="5496"/>
-          <w:tab w:val="left" w:pos="6412"/>
-          <w:tab w:val="left" w:pos="7328"/>
-          <w:tab w:val="left" w:pos="8244"/>
-          <w:tab w:val="left" w:pos="9160"/>
-          <w:tab w:val="left" w:pos="10076"/>
-          <w:tab w:val="left" w:pos="10992"/>
-          <w:tab w:val="left" w:pos="11908"/>
-          <w:tab w:val="left" w:pos="12824"/>
-          <w:tab w:val="left" w:pos="13740"/>
-          <w:tab w:val="left" w:pos="14656"/>
-        </w:tabs>
-        <w:spacing w:after="0" w:line="240" w:lineRule="auto"/>
-        <w:rPr>
-          <w:rFonts w:ascii="JetBrains Mono" w:hAnsi="JetBrains Mono" w:cs="JetBrains Mono"/>
-          <w:sz w:val="15"/>
-          <w:szCs w:val="15"/>
-        </w:rPr>
-      </w:pPr>
-      <w:r>
-        <w:rPr>
-          <w:rFonts w:ascii="JetBrains Mono" w:hAnsi="JetBrains Mono" w:cs="JetBrains Mono"/>
-          <w:sz w:val="15"/>
-          <w:szCs w:val="15"/>
-        </w:rPr>
-        <w:t>|4202   |MVI B, 5 |06 05       |Immediate      |2 bytes         |B &lt;- 5    |</w:t>
-      </w:r>
-    </w:p>
-    <w:p>
-      <w:pPr>
-        <w:shd w:val="clear" w:color="auto" w:fill="FFFFFF"/>
-        <w:tabs>
-          <w:tab w:val="left" w:pos="916"/>
-          <w:tab w:val="left" w:pos="1832"/>
-          <w:tab w:val="left" w:pos="2748"/>
-          <w:tab w:val="left" w:pos="3664"/>
-          <w:tab w:val="left" w:pos="4580"/>
-          <w:tab w:val="left" w:pos="5496"/>
-          <w:tab w:val="left" w:pos="6412"/>
-          <w:tab w:val="left" w:pos="7328"/>
-          <w:tab w:val="left" w:pos="8244"/>
-          <w:tab w:val="left" w:pos="9160"/>
-          <w:tab w:val="left" w:pos="10076"/>
-          <w:tab w:val="left" w:pos="10992"/>
-          <w:tab w:val="left" w:pos="11908"/>
-          <w:tab w:val="left" w:pos="12824"/>
-          <w:tab w:val="left" w:pos="13740"/>
-          <w:tab w:val="left" w:pos="14656"/>
-        </w:tabs>
-        <w:spacing w:after="0" w:line="240" w:lineRule="auto"/>
-        <w:rPr>
-          <w:rFonts w:ascii="JetBrains Mono" w:hAnsi="JetBrains Mono" w:cs="JetBrains Mono"/>
-          <w:sz w:val="15"/>
-          <w:szCs w:val="15"/>
-        </w:rPr>
-      </w:pPr>
-      <w:r>
-        <w:rPr>
-          <w:rFonts w:ascii="JetBrains Mono" w:hAnsi="JetBrains Mono" w:cs="JetBrains Mono"/>
-          <w:sz w:val="15"/>
-          <w:szCs w:val="15"/>
-        </w:rPr>
-        <w:t>|4204   |SUB B    |90          |Register       |1 bytes         |A &lt;- A - B|</w:t>
-      </w:r>
-    </w:p>
-    <w:p>
-      <w:pPr>
-        <w:shd w:val="clear" w:color="auto" w:fill="FFFFFF"/>
-        <w:tabs>
-          <w:tab w:val="left" w:pos="916"/>
-          <w:tab w:val="left" w:pos="1832"/>
-          <w:tab w:val="left" w:pos="2748"/>
-          <w:tab w:val="left" w:pos="3664"/>
-          <w:tab w:val="left" w:pos="4580"/>
-          <w:tab w:val="left" w:pos="5496"/>
-          <w:tab w:val="left" w:pos="6412"/>
-          <w:tab w:val="left" w:pos="7328"/>
-          <w:tab w:val="left" w:pos="8244"/>
-          <w:tab w:val="left" w:pos="9160"/>
-          <w:tab w:val="left" w:pos="10076"/>
-          <w:tab w:val="left" w:pos="10992"/>
-          <w:tab w:val="left" w:pos="11908"/>
-          <w:tab w:val="left" w:pos="12824"/>
-          <w:tab w:val="left" w:pos="13740"/>
-          <w:tab w:val="left" w:pos="14656"/>
-        </w:tabs>
-        <w:spacing w:after="0" w:line="240" w:lineRule="auto"/>
-        <w:rPr>
-          <w:rFonts w:ascii="JetBrains Mono" w:hAnsi="JetBrains Mono" w:cs="JetBrains Mono"/>
-          <w:sz w:val="15"/>
-          <w:szCs w:val="15"/>
-        </w:rPr>
-      </w:pPr>
-      <w:r>
-        <w:rPr>
-          <w:rFonts w:ascii="JetBrains Mono" w:hAnsi="JetBrains Mono" w:cs="JetBrains Mono"/>
-          <w:sz w:val="15"/>
-          <w:szCs w:val="15"/>
-        </w:rPr>
-        <w:t>|4205   |STA 0    |32 00 00    |Indirect       |3 bytes         |C &lt;- A    |</w:t>
-      </w:r>
-    </w:p>
-    <w:p>
-      <w:pPr>
-        <w:shd w:val="clear" w:color="auto" w:fill="FFFFFF"/>
-        <w:tabs>
-          <w:tab w:val="left" w:pos="916"/>
-          <w:tab w:val="left" w:pos="1832"/>
-          <w:tab w:val="left" w:pos="2748"/>
-          <w:tab w:val="left" w:pos="3664"/>
-          <w:tab w:val="left" w:pos="4580"/>
-          <w:tab w:val="left" w:pos="5496"/>
-          <w:tab w:val="left" w:pos="6412"/>
-          <w:tab w:val="left" w:pos="7328"/>
-          <w:tab w:val="left" w:pos="8244"/>
-          <w:tab w:val="left" w:pos="9160"/>
-          <w:tab w:val="left" w:pos="10076"/>
-          <w:tab w:val="left" w:pos="10992"/>
-          <w:tab w:val="left" w:pos="11908"/>
-          <w:tab w:val="left" w:pos="12824"/>
-          <w:tab w:val="left" w:pos="13740"/>
-          <w:tab w:val="left" w:pos="14656"/>
-        </w:tabs>
-        <w:spacing w:after="0" w:line="240" w:lineRule="auto"/>
-        <w:rPr>
-          <w:rFonts w:ascii="JetBrains Mono" w:hAnsi="JetBrains Mono" w:cs="JetBrains Mono"/>
-          <w:sz w:val="15"/>
-          <w:szCs w:val="15"/>
-        </w:rPr>
-      </w:pPr>
-      <w:r>
-        <w:rPr>
-          <w:rFonts w:ascii="JetBrains Mono" w:hAnsi="JetBrains Mono" w:cs="JetBrains Mono"/>
-          <w:sz w:val="15"/>
-          <w:szCs w:val="15"/>
-        </w:rPr>
-        <w:t>|4206   |HLT      |76          |null           |1 bytes         |null      |</w:t>
-      </w:r>
-    </w:p>
-    <w:p>
-      <w:pPr>
-        <w:shd w:val="clear" w:color="auto" w:fill="FFFFFF"/>
-        <w:tabs>
-          <w:tab w:val="left" w:pos="916"/>
-          <w:tab w:val="left" w:pos="1832"/>
-          <w:tab w:val="left" w:pos="2748"/>
-          <w:tab w:val="left" w:pos="3664"/>
-          <w:tab w:val="left" w:pos="4580"/>
-          <w:tab w:val="left" w:pos="5496"/>
-          <w:tab w:val="left" w:pos="6412"/>
-          <w:tab w:val="left" w:pos="7328"/>
-          <w:tab w:val="left" w:pos="8244"/>
-          <w:tab w:val="left" w:pos="9160"/>
-          <w:tab w:val="left" w:pos="10076"/>
-          <w:tab w:val="left" w:pos="10992"/>
-          <w:tab w:val="left" w:pos="11908"/>
-          <w:tab w:val="left" w:pos="12824"/>
-          <w:tab w:val="left" w:pos="13740"/>
-          <w:tab w:val="left" w:pos="14656"/>
-        </w:tabs>
-        <w:spacing w:after="0" w:line="240" w:lineRule="auto"/>
-        <w:rPr>
-          <w:rFonts w:ascii="JetBrains Mono" w:hAnsi="JetBrains Mono" w:cs="JetBrains Mono"/>
-          <w:sz w:val="15"/>
-          <w:szCs w:val="15"/>
-        </w:rPr>
-      </w:pPr>
-      <w:r>
-        <w:rPr>
-          <w:rFonts w:ascii="JetBrains Mono" w:hAnsi="JetBrains Mono" w:cs="JetBrains Mono"/>
-          <w:sz w:val="15"/>
-          <w:szCs w:val="15"/>
-        </w:rPr>
-        <w:t>+-------+---------+------------+---------------+----------------+----------+</w:t>
+    </w:p>
+    <w:p>
+      <w:pPr>
+        <w:shd w:val="clear" w:color="auto" w:fill="FFFFFF"/>
+        <w:tabs>
+          <w:tab w:val="left" w:pos="916"/>
+          <w:tab w:val="left" w:pos="1832"/>
+          <w:tab w:val="left" w:pos="2748"/>
+          <w:tab w:val="left" w:pos="3664"/>
+          <w:tab w:val="left" w:pos="4580"/>
+          <w:tab w:val="left" w:pos="5496"/>
+          <w:tab w:val="left" w:pos="6412"/>
+          <w:tab w:val="left" w:pos="7328"/>
+          <w:tab w:val="left" w:pos="8244"/>
+          <w:tab w:val="left" w:pos="9160"/>
+          <w:tab w:val="left" w:pos="10076"/>
+          <w:tab w:val="left" w:pos="10992"/>
+          <w:tab w:val="left" w:pos="11908"/>
+          <w:tab w:val="left" w:pos="12824"/>
+          <w:tab w:val="left" w:pos="13740"/>
+          <w:tab w:val="left" w:pos="14656"/>
+        </w:tabs>
+        <w:spacing w:after="0" w:line="240" w:lineRule="auto"/>
+        <w:rPr>
+          <w:rFonts w:ascii="JetBrains Mono" w:hAnsi="JetBrains Mono" w:cs="JetBrains Mono"/>
+          <w:sz w:val="15"/>
+          <w:szCs w:val="15"/>
+        </w:rPr>
+      </w:pPr>
+      <w:r>
+        <w:rPr>
+          <w:rFonts w:ascii="JetBrains Mono" w:hAnsi="JetBrains Mono" w:cs="JetBrains Mono"/>
+          <w:sz w:val="15"/>
+          <w:szCs w:val="15"/>
+        </w:rPr>
+        <w:t>+-------+----------+------------+---------------+----------------+------------+</w:t>
+      </w:r>
+    </w:p>
+    <w:p>
+      <w:pPr>
+        <w:shd w:val="clear" w:color="auto" w:fill="FFFFFF"/>
+        <w:tabs>
+          <w:tab w:val="left" w:pos="916"/>
+          <w:tab w:val="left" w:pos="1832"/>
+          <w:tab w:val="left" w:pos="2748"/>
+          <w:tab w:val="left" w:pos="3664"/>
+          <w:tab w:val="left" w:pos="4580"/>
+          <w:tab w:val="left" w:pos="5496"/>
+          <w:tab w:val="left" w:pos="6412"/>
+          <w:tab w:val="left" w:pos="7328"/>
+          <w:tab w:val="left" w:pos="8244"/>
+          <w:tab w:val="left" w:pos="9160"/>
+          <w:tab w:val="left" w:pos="10076"/>
+          <w:tab w:val="left" w:pos="10992"/>
+          <w:tab w:val="left" w:pos="11908"/>
+          <w:tab w:val="left" w:pos="12824"/>
+          <w:tab w:val="left" w:pos="13740"/>
+          <w:tab w:val="left" w:pos="14656"/>
+        </w:tabs>
+        <w:spacing w:after="0" w:line="240" w:lineRule="auto"/>
+        <w:rPr>
+          <w:rFonts w:ascii="JetBrains Mono" w:hAnsi="JetBrains Mono" w:cs="JetBrains Mono"/>
+          <w:sz w:val="15"/>
+          <w:szCs w:val="15"/>
+        </w:rPr>
+      </w:pPr>
+      <w:r>
+        <w:rPr>
+          <w:rFonts w:ascii="JetBrains Mono" w:hAnsi="JetBrains Mono" w:cs="JetBrains Mono"/>
+          <w:sz w:val="15"/>
+          <w:szCs w:val="15"/>
+        </w:rPr>
+        <w:t>|Address|Mnemonics |Machine Code|Addressing Mode|Instruction Type|Operation   |</w:t>
+      </w:r>
+    </w:p>
+    <w:p>
+      <w:pPr>
+        <w:shd w:val="clear" w:color="auto" w:fill="FFFFFF"/>
+        <w:tabs>
+          <w:tab w:val="left" w:pos="916"/>
+          <w:tab w:val="left" w:pos="1832"/>
+          <w:tab w:val="left" w:pos="2748"/>
+          <w:tab w:val="left" w:pos="3664"/>
+          <w:tab w:val="left" w:pos="4580"/>
+          <w:tab w:val="left" w:pos="5496"/>
+          <w:tab w:val="left" w:pos="6412"/>
+          <w:tab w:val="left" w:pos="7328"/>
+          <w:tab w:val="left" w:pos="8244"/>
+          <w:tab w:val="left" w:pos="9160"/>
+          <w:tab w:val="left" w:pos="10076"/>
+          <w:tab w:val="left" w:pos="10992"/>
+          <w:tab w:val="left" w:pos="11908"/>
+          <w:tab w:val="left" w:pos="12824"/>
+          <w:tab w:val="left" w:pos="13740"/>
+          <w:tab w:val="left" w:pos="14656"/>
+        </w:tabs>
+        <w:spacing w:after="0" w:line="240" w:lineRule="auto"/>
+        <w:rPr>
+          <w:rFonts w:ascii="JetBrains Mono" w:hAnsi="JetBrains Mono" w:cs="JetBrains Mono"/>
+          <w:sz w:val="15"/>
+          <w:szCs w:val="15"/>
+        </w:rPr>
+      </w:pPr>
+      <w:r>
+        <w:rPr>
+          <w:rFonts w:ascii="JetBrains Mono" w:hAnsi="JetBrains Mono" w:cs="JetBrains Mono"/>
+          <w:sz w:val="15"/>
+          <w:szCs w:val="15"/>
+        </w:rPr>
+        <w:t>+-------+----------+------------+---------------+----------------+------------+</w:t>
+      </w:r>
+    </w:p>
+    <w:p>
+      <w:pPr>
+        <w:shd w:val="clear" w:color="auto" w:fill="FFFFFF"/>
+        <w:tabs>
+          <w:tab w:val="left" w:pos="916"/>
+          <w:tab w:val="left" w:pos="1832"/>
+          <w:tab w:val="left" w:pos="2748"/>
+          <w:tab w:val="left" w:pos="3664"/>
+          <w:tab w:val="left" w:pos="4580"/>
+          <w:tab w:val="left" w:pos="5496"/>
+          <w:tab w:val="left" w:pos="6412"/>
+          <w:tab w:val="left" w:pos="7328"/>
+          <w:tab w:val="left" w:pos="8244"/>
+          <w:tab w:val="left" w:pos="9160"/>
+          <w:tab w:val="left" w:pos="10076"/>
+          <w:tab w:val="left" w:pos="10992"/>
+          <w:tab w:val="left" w:pos="11908"/>
+          <w:tab w:val="left" w:pos="12824"/>
+          <w:tab w:val="left" w:pos="13740"/>
+          <w:tab w:val="left" w:pos="14656"/>
+        </w:tabs>
+        <w:spacing w:after="0" w:line="240" w:lineRule="auto"/>
+        <w:rPr>
+          <w:rFonts w:ascii="JetBrains Mono" w:hAnsi="JetBrains Mono" w:cs="JetBrains Mono"/>
+          <w:sz w:val="15"/>
+          <w:szCs w:val="15"/>
+        </w:rPr>
+      </w:pPr>
+      <w:r>
+        <w:rPr>
+          <w:rFonts w:ascii="JetBrains Mono" w:hAnsi="JetBrains Mono" w:cs="JetBrains Mono"/>
+          <w:sz w:val="15"/>
+          <w:szCs w:val="15"/>
+        </w:rPr>
+        <w:t>|4200   |MVI A, 07H|3E 07       |Immediate      |2 bytes         |A &lt;- 07H    |</w:t>
+      </w:r>
+    </w:p>
+    <w:p>
+      <w:pPr>
+        <w:shd w:val="clear" w:color="auto" w:fill="FFFFFF"/>
+        <w:tabs>
+          <w:tab w:val="left" w:pos="916"/>
+          <w:tab w:val="left" w:pos="1832"/>
+          <w:tab w:val="left" w:pos="2748"/>
+          <w:tab w:val="left" w:pos="3664"/>
+          <w:tab w:val="left" w:pos="4580"/>
+          <w:tab w:val="left" w:pos="5496"/>
+          <w:tab w:val="left" w:pos="6412"/>
+          <w:tab w:val="left" w:pos="7328"/>
+          <w:tab w:val="left" w:pos="8244"/>
+          <w:tab w:val="left" w:pos="9160"/>
+          <w:tab w:val="left" w:pos="10076"/>
+          <w:tab w:val="left" w:pos="10992"/>
+          <w:tab w:val="left" w:pos="11908"/>
+          <w:tab w:val="left" w:pos="12824"/>
+          <w:tab w:val="left" w:pos="13740"/>
+          <w:tab w:val="left" w:pos="14656"/>
+        </w:tabs>
+        <w:spacing w:after="0" w:line="240" w:lineRule="auto"/>
+        <w:rPr>
+          <w:rFonts w:ascii="JetBrains Mono" w:hAnsi="JetBrains Mono" w:cs="JetBrains Mono"/>
+          <w:sz w:val="15"/>
+          <w:szCs w:val="15"/>
+        </w:rPr>
+      </w:pPr>
+      <w:r>
+        <w:rPr>
+          <w:rFonts w:ascii="JetBrains Mono" w:hAnsi="JetBrains Mono" w:cs="JetBrains Mono"/>
+          <w:sz w:val="15"/>
+          <w:szCs w:val="15"/>
+        </w:rPr>
+        <w:t>|4202   |MVI B, 05H|06 05       |Immediate      |2 bytes         |B &lt;- 05H    |</w:t>
+      </w:r>
+    </w:p>
+    <w:p>
+      <w:pPr>
+        <w:shd w:val="clear" w:color="auto" w:fill="FFFFFF"/>
+        <w:tabs>
+          <w:tab w:val="left" w:pos="916"/>
+          <w:tab w:val="left" w:pos="1832"/>
+          <w:tab w:val="left" w:pos="2748"/>
+          <w:tab w:val="left" w:pos="3664"/>
+          <w:tab w:val="left" w:pos="4580"/>
+          <w:tab w:val="left" w:pos="5496"/>
+          <w:tab w:val="left" w:pos="6412"/>
+          <w:tab w:val="left" w:pos="7328"/>
+          <w:tab w:val="left" w:pos="8244"/>
+          <w:tab w:val="left" w:pos="9160"/>
+          <w:tab w:val="left" w:pos="10076"/>
+          <w:tab w:val="left" w:pos="10992"/>
+          <w:tab w:val="left" w:pos="11908"/>
+          <w:tab w:val="left" w:pos="12824"/>
+          <w:tab w:val="left" w:pos="13740"/>
+          <w:tab w:val="left" w:pos="14656"/>
+        </w:tabs>
+        <w:spacing w:after="0" w:line="240" w:lineRule="auto"/>
+        <w:rPr>
+          <w:rFonts w:ascii="JetBrains Mono" w:hAnsi="JetBrains Mono" w:cs="JetBrains Mono"/>
+          <w:sz w:val="15"/>
+          <w:szCs w:val="15"/>
+        </w:rPr>
+      </w:pPr>
+      <w:r>
+        <w:rPr>
+          <w:rFonts w:ascii="JetBrains Mono" w:hAnsi="JetBrains Mono" w:cs="JetBrains Mono"/>
+          <w:sz w:val="15"/>
+          <w:szCs w:val="15"/>
+        </w:rPr>
+        <w:t>|4204   |SUB B     |90          |Register       |1 bytes         |A &lt;- A - B  |</w:t>
+      </w:r>
+    </w:p>
+    <w:p>
+      <w:pPr>
+        <w:shd w:val="clear" w:color="auto" w:fill="FFFFFF"/>
+        <w:tabs>
+          <w:tab w:val="left" w:pos="916"/>
+          <w:tab w:val="left" w:pos="1832"/>
+          <w:tab w:val="left" w:pos="2748"/>
+          <w:tab w:val="left" w:pos="3664"/>
+          <w:tab w:val="left" w:pos="4580"/>
+          <w:tab w:val="left" w:pos="5496"/>
+          <w:tab w:val="left" w:pos="6412"/>
+          <w:tab w:val="left" w:pos="7328"/>
+          <w:tab w:val="left" w:pos="8244"/>
+          <w:tab w:val="left" w:pos="9160"/>
+          <w:tab w:val="left" w:pos="10076"/>
+          <w:tab w:val="left" w:pos="10992"/>
+          <w:tab w:val="left" w:pos="11908"/>
+          <w:tab w:val="left" w:pos="12824"/>
+          <w:tab w:val="left" w:pos="13740"/>
+          <w:tab w:val="left" w:pos="14656"/>
+        </w:tabs>
+        <w:spacing w:after="0" w:line="240" w:lineRule="auto"/>
+        <w:rPr>
+          <w:rFonts w:ascii="JetBrains Mono" w:hAnsi="JetBrains Mono" w:cs="JetBrains Mono"/>
+          <w:sz w:val="15"/>
+          <w:szCs w:val="15"/>
+        </w:rPr>
+      </w:pPr>
+      <w:r>
+        <w:rPr>
+          <w:rFonts w:ascii="JetBrains Mono" w:hAnsi="JetBrains Mono" w:cs="JetBrains Mono"/>
+          <w:sz w:val="15"/>
+          <w:szCs w:val="15"/>
+        </w:rPr>
+        <w:t>|4205   |STA 0000H |32 00 00    |Direct         |3 bytes         |[0000H] &lt;- A|</w:t>
+      </w:r>
+    </w:p>
+    <w:p>
+      <w:pPr>
+        <w:shd w:val="clear" w:color="auto" w:fill="FFFFFF"/>
+        <w:tabs>
+          <w:tab w:val="left" w:pos="916"/>
+          <w:tab w:val="left" w:pos="1832"/>
+          <w:tab w:val="left" w:pos="2748"/>
+          <w:tab w:val="left" w:pos="3664"/>
+          <w:tab w:val="left" w:pos="4580"/>
+          <w:tab w:val="left" w:pos="5496"/>
+          <w:tab w:val="left" w:pos="6412"/>
+          <w:tab w:val="left" w:pos="7328"/>
+          <w:tab w:val="left" w:pos="8244"/>
+          <w:tab w:val="left" w:pos="9160"/>
+          <w:tab w:val="left" w:pos="10076"/>
+          <w:tab w:val="left" w:pos="10992"/>
+          <w:tab w:val="left" w:pos="11908"/>
+          <w:tab w:val="left" w:pos="12824"/>
+          <w:tab w:val="left" w:pos="13740"/>
+          <w:tab w:val="left" w:pos="14656"/>
+        </w:tabs>
+        <w:spacing w:after="0" w:line="240" w:lineRule="auto"/>
+        <w:rPr>
+          <w:rFonts w:ascii="JetBrains Mono" w:hAnsi="JetBrains Mono" w:cs="JetBrains Mono"/>
+          <w:sz w:val="15"/>
+          <w:szCs w:val="15"/>
+        </w:rPr>
+      </w:pPr>
+      <w:r>
+        <w:rPr>
+          <w:rFonts w:ascii="JetBrains Mono" w:hAnsi="JetBrains Mono" w:cs="JetBrains Mono"/>
+          <w:sz w:val="15"/>
+          <w:szCs w:val="15"/>
+        </w:rPr>
+        <w:t>|4208   |HLT       |76          |               |1 bytes         |HALT        |</w:t>
+      </w:r>
+    </w:p>
+    <w:p>
+      <w:pPr>
+        <w:shd w:val="clear" w:color="auto" w:fill="FFFFFF"/>
+        <w:tabs>
+          <w:tab w:val="left" w:pos="916"/>
+          <w:tab w:val="left" w:pos="1832"/>
+          <w:tab w:val="left" w:pos="2748"/>
+          <w:tab w:val="left" w:pos="3664"/>
+          <w:tab w:val="left" w:pos="4580"/>
+          <w:tab w:val="left" w:pos="5496"/>
+          <w:tab w:val="left" w:pos="6412"/>
+          <w:tab w:val="left" w:pos="7328"/>
+          <w:tab w:val="left" w:pos="8244"/>
+          <w:tab w:val="left" w:pos="9160"/>
+          <w:tab w:val="left" w:pos="10076"/>
+          <w:tab w:val="left" w:pos="10992"/>
+          <w:tab w:val="left" w:pos="11908"/>
+          <w:tab w:val="left" w:pos="12824"/>
+          <w:tab w:val="left" w:pos="13740"/>
+          <w:tab w:val="left" w:pos="14656"/>
+        </w:tabs>
+        <w:spacing w:after="0" w:line="240" w:lineRule="auto"/>
+        <w:rPr>
+          <w:rFonts w:ascii="JetBrains Mono" w:hAnsi="JetBrains Mono" w:cs="JetBrains Mono"/>
+          <w:sz w:val="15"/>
+          <w:szCs w:val="15"/>
+        </w:rPr>
+      </w:pPr>
+      <w:r>
+        <w:rPr>
+          <w:rFonts w:ascii="JetBrains Mono" w:hAnsi="JetBrains Mono" w:cs="JetBrains Mono"/>
+          <w:sz w:val="15"/>
+          <w:szCs w:val="15"/>
+        </w:rPr>
+        <w:t>+-------+----------+------------+---------------+----------------+------------+</w:t>
       </w:r>
     </w:p>
     <w:sectPr>
@@ -1687,23 +1574,7 @@
         <w:sz w:val="20"/>
         <w:szCs w:val="20"/>
       </w:rPr>
-      <w:t xml:space="preserve">Name: </w:t>
-    </w:r>
-    <w:proofErr w:type="spellStart"/>
-    <w:r>
-      <w:rPr>
-        <w:sz w:val="20"/>
-        <w:szCs w:val="20"/>
-      </w:rPr>
-      <w:t>Swapnaraj</w:t>
-    </w:r>
-    <w:proofErr w:type="spellEnd"/>
-    <w:r>
-      <w:rPr>
-        <w:sz w:val="20"/>
-        <w:szCs w:val="20"/>
-      </w:rPr>
-      <w:t xml:space="preserve"> Mohanty</w:t>
+      <w:t>Name: Swapnaraj Mohanty</w:t>
     </w:r>
   </w:p>
   <w:p>
